--- a/public/SDE-Request-Form.docx
+++ b/public/SDE-Request-Form.docx
@@ -11,7 +11,7 @@
           <w:left w:w="0" w:type="dxa"/>
           <w:right w:w="0" w:type="dxa"/>
         </w:tblCellMar>
-        <w:tblLook w:val="01E0" w:firstRow="1" w:lastRow="1" w:firstColumn="1" w:lastColumn="1" w:noHBand="0" w:noVBand="0"/>
+        <w:tblLook w:val="04A0" w:firstRow="1" w:lastRow="0" w:firstColumn="1" w:lastColumn="0" w:noHBand="0" w:noVBand="1"/>
       </w:tblPr>
       <w:tblGrid>
         <w:gridCol w:w="10246"/>
@@ -145,99 +145,120 @@
               <w:ind w:left="219"/>
               <w:rPr>
                 <w:b/>
-                <w:sz w:val="32"/>
+                <w:sz w:val="30"/>
+                <w:szCs w:val="30"/>
               </w:rPr>
             </w:pPr>
             <w:r>
               <w:rPr>
                 <w:b/>
-                <w:color w:val="4470C4"/>
-                <w:sz w:val="32"/>
+                <w:color w:val="595959" w:themeColor="text1" w:themeTint="A6"/>
+                <w:sz w:val="30"/>
+                <w:szCs w:val="30"/>
               </w:rPr>
               <w:t>SYSTEM</w:t>
             </w:r>
             <w:r>
               <w:rPr>
                 <w:b/>
-                <w:color w:val="4470C4"/>
+                <w:color w:val="595959" w:themeColor="text1" w:themeTint="A6"/>
+                <w:sz w:val="30"/>
+                <w:szCs w:val="30"/>
+              </w:rPr>
+              <w:t>S</w:t>
+            </w:r>
+            <w:r>
+              <w:rPr>
+                <w:b/>
+                <w:color w:val="595959" w:themeColor="text1" w:themeTint="A6"/>
                 <w:spacing w:val="-10"/>
-                <w:sz w:val="32"/>
+                <w:sz w:val="30"/>
+                <w:szCs w:val="30"/>
               </w:rPr>
               <w:t xml:space="preserve"> </w:t>
             </w:r>
             <w:r>
               <w:rPr>
                 <w:b/>
-                <w:color w:val="4470C4"/>
-                <w:sz w:val="32"/>
+                <w:color w:val="595959" w:themeColor="text1" w:themeTint="A6"/>
+                <w:sz w:val="30"/>
+                <w:szCs w:val="30"/>
               </w:rPr>
               <w:t>DEVELOPMENT</w:t>
             </w:r>
             <w:r>
               <w:rPr>
                 <w:b/>
-                <w:color w:val="4470C4"/>
+                <w:color w:val="595959" w:themeColor="text1" w:themeTint="A6"/>
                 <w:spacing w:val="-9"/>
-                <w:sz w:val="32"/>
+                <w:sz w:val="30"/>
+                <w:szCs w:val="30"/>
               </w:rPr>
               <w:t xml:space="preserve"> </w:t>
             </w:r>
             <w:r>
               <w:rPr>
                 <w:b/>
-                <w:color w:val="4470C4"/>
-                <w:sz w:val="32"/>
+                <w:color w:val="595959" w:themeColor="text1" w:themeTint="A6"/>
+                <w:sz w:val="30"/>
+                <w:szCs w:val="30"/>
               </w:rPr>
               <w:t>AND</w:t>
             </w:r>
             <w:r>
               <w:rPr>
                 <w:b/>
-                <w:color w:val="4470C4"/>
+                <w:color w:val="595959" w:themeColor="text1" w:themeTint="A6"/>
                 <w:spacing w:val="-9"/>
-                <w:sz w:val="32"/>
+                <w:sz w:val="30"/>
+                <w:szCs w:val="30"/>
               </w:rPr>
               <w:t xml:space="preserve"> </w:t>
             </w:r>
             <w:r>
               <w:rPr>
                 <w:b/>
-                <w:color w:val="4470C4"/>
-                <w:sz w:val="32"/>
+                <w:color w:val="595959" w:themeColor="text1" w:themeTint="A6"/>
+                <w:sz w:val="30"/>
+                <w:szCs w:val="30"/>
               </w:rPr>
               <w:t>ENHANCEMENT</w:t>
             </w:r>
             <w:r>
               <w:rPr>
                 <w:b/>
-                <w:color w:val="4470C4"/>
+                <w:color w:val="595959" w:themeColor="text1" w:themeTint="A6"/>
                 <w:spacing w:val="-12"/>
-                <w:sz w:val="32"/>
+                <w:sz w:val="30"/>
+                <w:szCs w:val="30"/>
               </w:rPr>
               <w:t xml:space="preserve"> </w:t>
             </w:r>
             <w:r>
               <w:rPr>
                 <w:b/>
-                <w:color w:val="4470C4"/>
-                <w:sz w:val="32"/>
+                <w:color w:val="595959" w:themeColor="text1" w:themeTint="A6"/>
+                <w:sz w:val="30"/>
+                <w:szCs w:val="30"/>
               </w:rPr>
               <w:t>REQUEST</w:t>
             </w:r>
             <w:r>
               <w:rPr>
                 <w:b/>
-                <w:color w:val="4470C4"/>
+                <w:color w:val="595959" w:themeColor="text1" w:themeTint="A6"/>
                 <w:spacing w:val="-11"/>
-                <w:sz w:val="32"/>
+                <w:sz w:val="30"/>
+                <w:szCs w:val="30"/>
               </w:rPr>
               <w:t xml:space="preserve"> </w:t>
             </w:r>
             <w:r>
               <w:rPr>
                 <w:b/>
-                <w:color w:val="4470C4"/>
-                <w:sz w:val="32"/>
+                <w:color w:val="595959" w:themeColor="text1" w:themeTint="A6"/>
+                <w:sz w:val="30"/>
+                <w:szCs w:val="30"/>
               </w:rPr>
               <w:t>FORM</w:t>
             </w:r>
@@ -268,7 +289,7 @@
     </w:p>
     <w:tbl>
       <w:tblPr>
-        <w:tblW w:w="0" w:type="auto"/>
+        <w:tblW w:w="10776" w:type="dxa"/>
         <w:tblInd w:w="265" w:type="dxa"/>
         <w:tblBorders>
           <w:top w:val="single" w:sz="8" w:space="0" w:color="000000"/>
@@ -283,13 +304,13 @@
           <w:left w:w="0" w:type="dxa"/>
           <w:right w:w="0" w:type="dxa"/>
         </w:tblCellMar>
-        <w:tblLook w:val="01E0" w:firstRow="1" w:lastRow="1" w:firstColumn="1" w:lastColumn="1" w:noHBand="0" w:noVBand="0"/>
+        <w:tblLook w:val="04A0" w:firstRow="1" w:lastRow="0" w:firstColumn="1" w:lastColumn="0" w:noHBand="0" w:noVBand="1"/>
       </w:tblPr>
       <w:tblGrid>
-        <w:gridCol w:w="3325"/>
-        <w:gridCol w:w="1531"/>
-        <w:gridCol w:w="3601"/>
-        <w:gridCol w:w="1709"/>
+        <w:gridCol w:w="3524"/>
+        <w:gridCol w:w="1623"/>
+        <w:gridCol w:w="3817"/>
+        <w:gridCol w:w="1812"/>
       </w:tblGrid>
       <w:tr>
         <w:trPr>
@@ -298,7 +319,7 @@
         <w:tc>
           <w:tcPr>
             <w:tcW w:w="3325" w:type="dxa"/>
-            <w:shd w:val="clear" w:color="auto" w:fill="4470C4"/>
+            <w:shd w:val="clear" w:color="auto" w:fill="272727" w:themeFill="text1" w:themeFillTint="D8"/>
           </w:tcPr>
           <w:p>
             <w:pPr>
@@ -307,19 +328,20 @@
               <w:ind w:left="114"/>
               <w:rPr>
                 <w:b/>
+                <w:color w:val="FFFFFF" w:themeColor="background1"/>
               </w:rPr>
             </w:pPr>
             <w:r>
               <w:rPr>
                 <w:b/>
-                <w:color w:val="FFFFFF"/>
+                <w:color w:val="FFFFFF" w:themeColor="background1"/>
               </w:rPr>
               <w:t>PROJECT</w:t>
             </w:r>
             <w:r>
               <w:rPr>
                 <w:b/>
-                <w:color w:val="FFFFFF"/>
+                <w:color w:val="FFFFFF" w:themeColor="background1"/>
                 <w:spacing w:val="-8"/>
               </w:rPr>
               <w:t xml:space="preserve"> </w:t>
@@ -327,14 +349,14 @@
             <w:r>
               <w:rPr>
                 <w:b/>
-                <w:color w:val="FFFFFF"/>
+                <w:color w:val="FFFFFF" w:themeColor="background1"/>
               </w:rPr>
               <w:t>/</w:t>
             </w:r>
             <w:r>
               <w:rPr>
                 <w:b/>
-                <w:color w:val="FFFFFF"/>
+                <w:color w:val="FFFFFF" w:themeColor="background1"/>
                 <w:spacing w:val="-1"/>
               </w:rPr>
               <w:t xml:space="preserve"> </w:t>
@@ -342,7 +364,7 @@
             <w:r>
               <w:rPr>
                 <w:b/>
-                <w:color w:val="FFFFFF"/>
+                <w:color w:val="FFFFFF" w:themeColor="background1"/>
               </w:rPr>
               <w:t>SYSTEM</w:t>
             </w:r>
@@ -351,7 +373,7 @@
         <w:tc>
           <w:tcPr>
             <w:tcW w:w="1531" w:type="dxa"/>
-            <w:shd w:val="clear" w:color="auto" w:fill="4470C4"/>
+            <w:shd w:val="clear" w:color="auto" w:fill="272727" w:themeFill="text1" w:themeFillTint="D8"/>
           </w:tcPr>
           <w:p>
             <w:pPr>
@@ -361,12 +383,13 @@
               <w:jc w:val="right"/>
               <w:rPr>
                 <w:b/>
+                <w:color w:val="FFFFFF" w:themeColor="background1"/>
               </w:rPr>
             </w:pPr>
             <w:r>
               <w:rPr>
                 <w:b/>
-                <w:color w:val="FFFFFF"/>
+                <w:color w:val="FFFFFF" w:themeColor="background1"/>
               </w:rPr>
               <w:t>PRIORITY</w:t>
             </w:r>
@@ -375,7 +398,7 @@
         <w:tc>
           <w:tcPr>
             <w:tcW w:w="3601" w:type="dxa"/>
-            <w:shd w:val="clear" w:color="auto" w:fill="4470C4"/>
+            <w:shd w:val="clear" w:color="auto" w:fill="272727" w:themeFill="text1" w:themeFillTint="D8"/>
           </w:tcPr>
           <w:p>
             <w:pPr>
@@ -384,19 +407,20 @@
               <w:ind w:left="71"/>
               <w:rPr>
                 <w:b/>
+                <w:color w:val="FFFFFF" w:themeColor="background1"/>
               </w:rPr>
             </w:pPr>
             <w:r>
               <w:rPr>
                 <w:b/>
-                <w:color w:val="FFFFFF"/>
+                <w:color w:val="FFFFFF" w:themeColor="background1"/>
               </w:rPr>
               <w:t>REQUESTED</w:t>
             </w:r>
             <w:r>
               <w:rPr>
                 <w:b/>
-                <w:color w:val="FFFFFF"/>
+                <w:color w:val="FFFFFF" w:themeColor="background1"/>
                 <w:spacing w:val="-8"/>
               </w:rPr>
               <w:t xml:space="preserve"> </w:t>
@@ -404,7 +428,7 @@
             <w:r>
               <w:rPr>
                 <w:b/>
-                <w:color w:val="FFFFFF"/>
+                <w:color w:val="FFFFFF" w:themeColor="background1"/>
               </w:rPr>
               <w:t>BY</w:t>
             </w:r>
@@ -413,7 +437,7 @@
         <w:tc>
           <w:tcPr>
             <w:tcW w:w="1709" w:type="dxa"/>
-            <w:shd w:val="clear" w:color="auto" w:fill="4470C4"/>
+            <w:shd w:val="clear" w:color="auto" w:fill="272727" w:themeFill="text1" w:themeFillTint="D8"/>
           </w:tcPr>
           <w:p>
             <w:pPr>
@@ -422,12 +446,13 @@
               <w:ind w:left="71"/>
               <w:rPr>
                 <w:b/>
+                <w:color w:val="FFFFFF" w:themeColor="background1"/>
               </w:rPr>
             </w:pPr>
             <w:r>
               <w:rPr>
                 <w:b/>
-                <w:color w:val="FFFFFF"/>
+                <w:color w:val="FFFFFF" w:themeColor="background1"/>
               </w:rPr>
               <w:t>DATE</w:t>
             </w:r>
@@ -639,6 +664,35 @@
         </w:tc>
       </w:tr>
     </w:tbl>
+    <w:tbl>
+      <w:tblPr>
+        <w:tblStyle w:val="TableGrid"/>
+        <w:tblpPr w:leftFromText="180" w:rightFromText="180" w:vertAnchor="text" w:tblpX="11588" w:tblpY="-4949"/>
+        <w:tblOverlap w:val="never"/>
+        <w:tblW w:w="467" w:type="dxa"/>
+        <w:tblLayout w:type="fixed"/>
+        <w:tblLook w:val="04A0" w:firstRow="1" w:lastRow="0" w:firstColumn="1" w:lastColumn="0" w:noHBand="0" w:noVBand="1"/>
+      </w:tblPr>
+      <w:tblGrid>
+        <w:gridCol w:w="467"/>
+      </w:tblGrid>
+      <w:tr>
+        <w:trPr>
+          <w:trHeight w:val="30"/>
+        </w:trPr>
+        <w:tc>
+          <w:tcPr>
+            <w:tcW w:w="467" w:type="dxa"/>
+          </w:tcPr>
+          <w:p>
+            <w:pPr>
+              <w:pStyle w:val="BodyText"/>
+              <w:spacing w:before="6"/>
+            </w:pPr>
+          </w:p>
+        </w:tc>
+      </w:tr>
+    </w:tbl>
     <w:p>
       <w:pPr>
         <w:pStyle w:val="BodyText"/>
@@ -649,581 +703,185 @@
           <w:sz w:val="18"/>
         </w:rPr>
       </w:pPr>
-      <w:r>
-        <w:rPr>
-          <w:noProof/>
-        </w:rPr>
-        <mc:AlternateContent>
-          <mc:Choice Requires="wpg">
-            <w:drawing>
-              <wp:anchor distT="0" distB="0" distL="0" distR="0" simplePos="0" relativeHeight="487587840" behindDoc="1" locked="0" layoutInCell="1" allowOverlap="1">
-                <wp:simplePos x="0" y="0"/>
-                <wp:positionH relativeFrom="page">
-                  <wp:posOffset>639445</wp:posOffset>
-                </wp:positionH>
-                <wp:positionV relativeFrom="paragraph">
-                  <wp:posOffset>160020</wp:posOffset>
-                </wp:positionV>
-                <wp:extent cx="6480810" cy="2962910"/>
-                <wp:effectExtent l="0" t="0" r="0" b="0"/>
-                <wp:wrapTopAndBottom/>
-                <wp:docPr id="23" name="Group 24"/>
-                <wp:cNvGraphicFramePr>
-                  <a:graphicFrameLocks xmlns:a="http://schemas.openxmlformats.org/drawingml/2006/main"/>
-                </wp:cNvGraphicFramePr>
-                <a:graphic xmlns:a="http://schemas.openxmlformats.org/drawingml/2006/main">
-                  <a:graphicData uri="http://schemas.microsoft.com/office/word/2010/wordprocessingGroup">
-                    <wpg:wgp>
-                      <wpg:cNvGrpSpPr>
-                        <a:grpSpLocks/>
-                      </wpg:cNvGrpSpPr>
-                      <wpg:grpSpPr bwMode="auto">
-                        <a:xfrm>
-                          <a:off x="0" y="0"/>
-                          <a:ext cx="6480810" cy="2962910"/>
-                          <a:chOff x="1007" y="252"/>
-                          <a:chExt cx="10206" cy="4666"/>
-                        </a:xfrm>
-                      </wpg:grpSpPr>
-                      <wps:wsp>
-                        <wps:cNvPr id="24" name="Line 33"/>
-                        <wps:cNvCnPr>
-                          <a:cxnSpLocks noChangeShapeType="1"/>
-                        </wps:cNvCnPr>
-                        <wps:spPr bwMode="auto">
-                          <a:xfrm>
-                            <a:off x="1009" y="255"/>
-                            <a:ext cx="0" cy="4661"/>
-                          </a:xfrm>
-                          <a:prstGeom prst="line">
-                            <a:avLst/>
-                          </a:prstGeom>
-                          <a:noFill/>
-                          <a:ln w="1778">
-                            <a:solidFill>
-                              <a:srgbClr val="000000"/>
-                            </a:solidFill>
-                            <a:prstDash val="solid"/>
-                            <a:round/>
-                            <a:headEnd/>
-                            <a:tailEnd/>
-                          </a:ln>
-                          <a:extLst>
-                            <a:ext uri="{909E8E84-426E-40DD-AFC4-6F175D3DCCD1}">
-                              <a14:hiddenFill xmlns:a14="http://schemas.microsoft.com/office/drawing/2010/main">
-                                <a:noFill/>
-                              </a14:hiddenFill>
-                            </a:ext>
-                          </a:extLst>
-                        </wps:spPr>
-                        <wps:bodyPr/>
-                      </wps:wsp>
-                      <wps:wsp>
-                        <wps:cNvPr id="25" name="Rectangle 32"/>
-                        <wps:cNvSpPr>
-                          <a:spLocks noChangeArrowheads="1"/>
-                        </wps:cNvSpPr>
-                        <wps:spPr bwMode="auto">
-                          <a:xfrm>
-                            <a:off x="1008" y="253"/>
-                            <a:ext cx="20" cy="4664"/>
-                          </a:xfrm>
-                          <a:prstGeom prst="rect">
-                            <a:avLst/>
-                          </a:prstGeom>
-                          <a:solidFill>
-                            <a:srgbClr val="000000"/>
-                          </a:solidFill>
-                          <a:ln>
-                            <a:noFill/>
-                          </a:ln>
-                          <a:extLst>
-                            <a:ext uri="{91240B29-F687-4F45-9708-019B960494DF}">
-                              <a14:hiddenLine xmlns:a14="http://schemas.microsoft.com/office/drawing/2010/main" w="9525">
-                                <a:solidFill>
-                                  <a:srgbClr val="000000"/>
-                                </a:solidFill>
-                                <a:miter lim="800000"/>
-                                <a:headEnd/>
-                                <a:tailEnd/>
-                              </a14:hiddenLine>
-                            </a:ext>
-                          </a:extLst>
-                        </wps:spPr>
-                        <wps:bodyPr rot="0" vert="horz" wrap="square" lIns="91440" tIns="45720" rIns="91440" bIns="45720" anchor="t" anchorCtr="0" upright="1">
-                          <a:noAutofit/>
-                        </wps:bodyPr>
-                      </wps:wsp>
-                      <wps:wsp>
-                        <wps:cNvPr id="26" name="Line 31"/>
-                        <wps:cNvCnPr>
-                          <a:cxnSpLocks noChangeShapeType="1"/>
-                        </wps:cNvCnPr>
-                        <wps:spPr bwMode="auto">
-                          <a:xfrm>
-                            <a:off x="11194" y="829"/>
-                            <a:ext cx="0" cy="4087"/>
-                          </a:xfrm>
-                          <a:prstGeom prst="line">
-                            <a:avLst/>
-                          </a:prstGeom>
-                          <a:noFill/>
-                          <a:ln w="1778">
-                            <a:solidFill>
-                              <a:srgbClr val="000000"/>
-                            </a:solidFill>
-                            <a:prstDash val="solid"/>
-                            <a:round/>
-                            <a:headEnd/>
-                            <a:tailEnd/>
-                          </a:ln>
-                          <a:extLst>
-                            <a:ext uri="{909E8E84-426E-40DD-AFC4-6F175D3DCCD1}">
-                              <a14:hiddenFill xmlns:a14="http://schemas.microsoft.com/office/drawing/2010/main">
-                                <a:noFill/>
-                              </a14:hiddenFill>
-                            </a:ext>
-                          </a:extLst>
-                        </wps:spPr>
-                        <wps:bodyPr/>
-                      </wps:wsp>
-                      <wps:wsp>
-                        <wps:cNvPr id="27" name="Freeform 30"/>
-                        <wps:cNvSpPr>
-                          <a:spLocks/>
-                        </wps:cNvSpPr>
-                        <wps:spPr bwMode="auto">
-                          <a:xfrm>
-                            <a:off x="1027" y="272"/>
-                            <a:ext cx="10186" cy="4645"/>
-                          </a:xfrm>
-                          <a:custGeom>
-                            <a:avLst/>
-                            <a:gdLst>
-                              <a:gd name="T0" fmla="+- 0 11213 1027"/>
-                              <a:gd name="T1" fmla="*/ T0 w 10186"/>
-                              <a:gd name="T2" fmla="+- 0 272 272"/>
-                              <a:gd name="T3" fmla="*/ 272 h 4645"/>
-                              <a:gd name="T4" fmla="+- 0 11193 1027"/>
-                              <a:gd name="T5" fmla="*/ T4 w 10186"/>
-                              <a:gd name="T6" fmla="+- 0 272 272"/>
-                              <a:gd name="T7" fmla="*/ 272 h 4645"/>
-                              <a:gd name="T8" fmla="+- 0 11193 1027"/>
-                              <a:gd name="T9" fmla="*/ T8 w 10186"/>
-                              <a:gd name="T10" fmla="+- 0 829 272"/>
-                              <a:gd name="T11" fmla="*/ 829 h 4645"/>
-                              <a:gd name="T12" fmla="+- 0 1027 1027"/>
-                              <a:gd name="T13" fmla="*/ T12 w 10186"/>
-                              <a:gd name="T14" fmla="+- 0 829 272"/>
-                              <a:gd name="T15" fmla="*/ 829 h 4645"/>
-                              <a:gd name="T16" fmla="+- 0 1027 1027"/>
-                              <a:gd name="T17" fmla="*/ T16 w 10186"/>
-                              <a:gd name="T18" fmla="+- 0 839 272"/>
-                              <a:gd name="T19" fmla="*/ 839 h 4645"/>
-                              <a:gd name="T20" fmla="+- 0 11193 1027"/>
-                              <a:gd name="T21" fmla="*/ T20 w 10186"/>
-                              <a:gd name="T22" fmla="+- 0 839 272"/>
-                              <a:gd name="T23" fmla="*/ 839 h 4645"/>
-                              <a:gd name="T24" fmla="+- 0 11193 1027"/>
-                              <a:gd name="T25" fmla="*/ T24 w 10186"/>
-                              <a:gd name="T26" fmla="+- 0 4917 272"/>
-                              <a:gd name="T27" fmla="*/ 4917 h 4645"/>
-                              <a:gd name="T28" fmla="+- 0 11213 1027"/>
-                              <a:gd name="T29" fmla="*/ T28 w 10186"/>
-                              <a:gd name="T30" fmla="+- 0 4917 272"/>
-                              <a:gd name="T31" fmla="*/ 4917 h 4645"/>
-                              <a:gd name="T32" fmla="+- 0 11213 1027"/>
-                              <a:gd name="T33" fmla="*/ T32 w 10186"/>
-                              <a:gd name="T34" fmla="+- 0 839 272"/>
-                              <a:gd name="T35" fmla="*/ 839 h 4645"/>
-                              <a:gd name="T36" fmla="+- 0 11213 1027"/>
-                              <a:gd name="T37" fmla="*/ T36 w 10186"/>
-                              <a:gd name="T38" fmla="+- 0 829 272"/>
-                              <a:gd name="T39" fmla="*/ 829 h 4645"/>
-                              <a:gd name="T40" fmla="+- 0 11213 1027"/>
-                              <a:gd name="T41" fmla="*/ T40 w 10186"/>
-                              <a:gd name="T42" fmla="+- 0 272 272"/>
-                              <a:gd name="T43" fmla="*/ 272 h 4645"/>
-                            </a:gdLst>
-                            <a:ahLst/>
-                            <a:cxnLst>
-                              <a:cxn ang="0">
-                                <a:pos x="T1" y="T3"/>
-                              </a:cxn>
-                              <a:cxn ang="0">
-                                <a:pos x="T5" y="T7"/>
-                              </a:cxn>
-                              <a:cxn ang="0">
-                                <a:pos x="T9" y="T11"/>
-                              </a:cxn>
-                              <a:cxn ang="0">
-                                <a:pos x="T13" y="T15"/>
-                              </a:cxn>
-                              <a:cxn ang="0">
-                                <a:pos x="T17" y="T19"/>
-                              </a:cxn>
-                              <a:cxn ang="0">
-                                <a:pos x="T21" y="T23"/>
-                              </a:cxn>
-                              <a:cxn ang="0">
-                                <a:pos x="T25" y="T27"/>
-                              </a:cxn>
-                              <a:cxn ang="0">
-                                <a:pos x="T29" y="T31"/>
-                              </a:cxn>
-                              <a:cxn ang="0">
-                                <a:pos x="T33" y="T35"/>
-                              </a:cxn>
-                              <a:cxn ang="0">
-                                <a:pos x="T37" y="T39"/>
-                              </a:cxn>
-                              <a:cxn ang="0">
-                                <a:pos x="T41" y="T43"/>
-                              </a:cxn>
-                            </a:cxnLst>
-                            <a:rect l="0" t="0" r="r" b="b"/>
-                            <a:pathLst>
-                              <a:path w="10186" h="4645">
-                                <a:moveTo>
-                                  <a:pt x="10186" y="0"/>
-                                </a:moveTo>
-                                <a:lnTo>
-                                  <a:pt x="10166" y="0"/>
-                                </a:lnTo>
-                                <a:lnTo>
-                                  <a:pt x="10166" y="557"/>
-                                </a:lnTo>
-                                <a:lnTo>
-                                  <a:pt x="0" y="557"/>
-                                </a:lnTo>
-                                <a:lnTo>
-                                  <a:pt x="0" y="567"/>
-                                </a:lnTo>
-                                <a:lnTo>
-                                  <a:pt x="10166" y="567"/>
-                                </a:lnTo>
-                                <a:lnTo>
-                                  <a:pt x="10166" y="4645"/>
-                                </a:lnTo>
-                                <a:lnTo>
-                                  <a:pt x="10186" y="4645"/>
-                                </a:lnTo>
-                                <a:lnTo>
-                                  <a:pt x="10186" y="567"/>
-                                </a:lnTo>
-                                <a:lnTo>
-                                  <a:pt x="10186" y="557"/>
-                                </a:lnTo>
-                                <a:lnTo>
-                                  <a:pt x="10186" y="0"/>
-                                </a:lnTo>
-                                <a:close/>
-                              </a:path>
-                            </a:pathLst>
-                          </a:custGeom>
-                          <a:solidFill>
-                            <a:srgbClr val="000000"/>
-                          </a:solidFill>
-                          <a:ln>
-                            <a:noFill/>
-                          </a:ln>
-                          <a:extLst>
-                            <a:ext uri="{91240B29-F687-4F45-9708-019B960494DF}">
-                              <a14:hiddenLine xmlns:a14="http://schemas.microsoft.com/office/drawing/2010/main" w="9525">
-                                <a:solidFill>
-                                  <a:srgbClr val="000000"/>
-                                </a:solidFill>
-                                <a:round/>
-                                <a:headEnd/>
-                                <a:tailEnd/>
-                              </a14:hiddenLine>
-                            </a:ext>
-                          </a:extLst>
-                        </wps:spPr>
-                        <wps:bodyPr rot="0" vert="horz" wrap="square" lIns="91440" tIns="45720" rIns="91440" bIns="45720" anchor="t" anchorCtr="0" upright="1">
-                          <a:noAutofit/>
-                        </wps:bodyPr>
-                      </wps:wsp>
-                      <wps:wsp>
-                        <wps:cNvPr id="28" name="Line 29"/>
-                        <wps:cNvCnPr>
-                          <a:cxnSpLocks noChangeShapeType="1"/>
-                        </wps:cNvCnPr>
-                        <wps:spPr bwMode="auto">
-                          <a:xfrm>
-                            <a:off x="1028" y="4899"/>
-                            <a:ext cx="10183" cy="0"/>
-                          </a:xfrm>
-                          <a:prstGeom prst="line">
-                            <a:avLst/>
-                          </a:prstGeom>
-                          <a:noFill/>
-                          <a:ln w="1778">
-                            <a:solidFill>
-                              <a:srgbClr val="000000"/>
-                            </a:solidFill>
-                            <a:prstDash val="solid"/>
-                            <a:round/>
-                            <a:headEnd/>
-                            <a:tailEnd/>
-                          </a:ln>
-                          <a:extLst>
-                            <a:ext uri="{909E8E84-426E-40DD-AFC4-6F175D3DCCD1}">
-                              <a14:hiddenFill xmlns:a14="http://schemas.microsoft.com/office/drawing/2010/main">
-                                <a:noFill/>
-                              </a14:hiddenFill>
-                            </a:ext>
-                          </a:extLst>
-                        </wps:spPr>
-                        <wps:bodyPr/>
-                      </wps:wsp>
-                      <wps:wsp>
-                        <wps:cNvPr id="29" name="Rectangle 28"/>
-                        <wps:cNvSpPr>
-                          <a:spLocks noChangeArrowheads="1"/>
-                        </wps:cNvSpPr>
-                        <wps:spPr bwMode="auto">
-                          <a:xfrm>
-                            <a:off x="1027" y="4898"/>
-                            <a:ext cx="10186" cy="20"/>
-                          </a:xfrm>
-                          <a:prstGeom prst="rect">
-                            <a:avLst/>
-                          </a:prstGeom>
-                          <a:solidFill>
-                            <a:srgbClr val="000000"/>
-                          </a:solidFill>
-                          <a:ln>
-                            <a:noFill/>
-                          </a:ln>
-                          <a:extLst>
-                            <a:ext uri="{91240B29-F687-4F45-9708-019B960494DF}">
-                              <a14:hiddenLine xmlns:a14="http://schemas.microsoft.com/office/drawing/2010/main" w="9525">
-                                <a:solidFill>
-                                  <a:srgbClr val="000000"/>
-                                </a:solidFill>
-                                <a:miter lim="800000"/>
-                                <a:headEnd/>
-                                <a:tailEnd/>
-                              </a14:hiddenLine>
-                            </a:ext>
-                          </a:extLst>
-                        </wps:spPr>
-                        <wps:bodyPr rot="0" vert="horz" wrap="square" lIns="91440" tIns="45720" rIns="91440" bIns="45720" anchor="t" anchorCtr="0" upright="1">
-                          <a:noAutofit/>
-                        </wps:bodyPr>
-                      </wps:wsp>
-                      <wps:wsp>
-                        <wps:cNvPr id="30" name="Rectangle 27"/>
-                        <wps:cNvSpPr>
-                          <a:spLocks noChangeArrowheads="1"/>
-                        </wps:cNvSpPr>
-                        <wps:spPr bwMode="auto">
-                          <a:xfrm>
-                            <a:off x="1017" y="262"/>
-                            <a:ext cx="10186" cy="567"/>
-                          </a:xfrm>
-                          <a:prstGeom prst="rect">
-                            <a:avLst/>
-                          </a:prstGeom>
-                          <a:solidFill>
-                            <a:srgbClr val="4470C4"/>
-                          </a:solidFill>
-                          <a:ln>
-                            <a:noFill/>
-                          </a:ln>
-                          <a:extLst>
-                            <a:ext uri="{91240B29-F687-4F45-9708-019B960494DF}">
-                              <a14:hiddenLine xmlns:a14="http://schemas.microsoft.com/office/drawing/2010/main" w="9525">
-                                <a:solidFill>
-                                  <a:srgbClr val="000000"/>
-                                </a:solidFill>
-                                <a:miter lim="800000"/>
-                                <a:headEnd/>
-                                <a:tailEnd/>
-                              </a14:hiddenLine>
-                            </a:ext>
-                          </a:extLst>
-                        </wps:spPr>
-                        <wps:bodyPr rot="0" vert="horz" wrap="square" lIns="91440" tIns="45720" rIns="91440" bIns="45720" anchor="t" anchorCtr="0" upright="1">
-                          <a:noAutofit/>
-                        </wps:bodyPr>
-                      </wps:wsp>
-                      <wps:wsp>
-                        <wps:cNvPr id="31" name="Rectangle 26"/>
-                        <wps:cNvSpPr>
-                          <a:spLocks noChangeArrowheads="1"/>
-                        </wps:cNvSpPr>
-                        <wps:spPr bwMode="auto">
-                          <a:xfrm>
-                            <a:off x="1017" y="262"/>
-                            <a:ext cx="10186" cy="567"/>
-                          </a:xfrm>
-                          <a:prstGeom prst="rect">
-                            <a:avLst/>
-                          </a:prstGeom>
-                          <a:noFill/>
-                          <a:ln w="12319">
-                            <a:solidFill>
-                              <a:srgbClr val="000000"/>
-                            </a:solidFill>
-                            <a:prstDash val="solid"/>
-                            <a:miter lim="800000"/>
-                            <a:headEnd/>
-                            <a:tailEnd/>
-                          </a:ln>
-                          <a:extLst>
-                            <a:ext uri="{909E8E84-426E-40DD-AFC4-6F175D3DCCD1}">
-                              <a14:hiddenFill xmlns:a14="http://schemas.microsoft.com/office/drawing/2010/main">
-                                <a:solidFill>
-                                  <a:srgbClr val="FFFFFF"/>
-                                </a:solidFill>
-                              </a14:hiddenFill>
-                            </a:ext>
-                          </a:extLst>
-                        </wps:spPr>
-                        <wps:bodyPr rot="0" vert="horz" wrap="square" lIns="91440" tIns="45720" rIns="91440" bIns="45720" anchor="t" anchorCtr="0" upright="1">
-                          <a:noAutofit/>
-                        </wps:bodyPr>
-                      </wps:wsp>
-                      <wps:wsp>
-                        <wps:cNvPr id="32" name="Text Box 25"/>
-                        <wps:cNvSpPr txBox="1">
-                          <a:spLocks noChangeArrowheads="1"/>
-                        </wps:cNvSpPr>
-                        <wps:spPr bwMode="auto">
-                          <a:xfrm>
-                            <a:off x="1017" y="262"/>
-                            <a:ext cx="10185" cy="568"/>
-                          </a:xfrm>
-                          <a:prstGeom prst="rect">
-                            <a:avLst/>
-                          </a:prstGeom>
-                          <a:solidFill>
-                            <a:srgbClr val="4470C4"/>
-                          </a:solidFill>
-                          <a:ln w="12701">
-                            <a:solidFill>
-                              <a:srgbClr val="000000"/>
-                            </a:solidFill>
-                            <a:prstDash val="solid"/>
-                            <a:miter lim="800000"/>
-                            <a:headEnd/>
-                            <a:tailEnd/>
-                          </a:ln>
-                        </wps:spPr>
-                        <wps:txbx>
-                          <w:txbxContent>
-                            <w:p>
-                              <w:pPr>
-                                <w:spacing w:before="140"/>
-                                <w:ind w:left="92"/>
-                                <w:rPr>
-                                  <w:b/>
-                                </w:rPr>
-                              </w:pPr>
-                              <w:r>
-                                <w:rPr>
-                                  <w:b/>
-                                  <w:color w:val="FFFFFF"/>
-                                  <w:spacing w:val="-1"/>
-                                </w:rPr>
-                                <w:t>ENHANCEMENT</w:t>
-                              </w:r>
-                              <w:r>
-                                <w:rPr>
-                                  <w:b/>
-                                  <w:color w:val="FFFFFF"/>
-                                  <w:spacing w:val="-12"/>
-                                </w:rPr>
-                                <w:t xml:space="preserve"> </w:t>
-                              </w:r>
-                              <w:r>
-                                <w:rPr>
-                                  <w:b/>
-                                  <w:color w:val="FFFFFF"/>
-                                </w:rPr>
-                                <w:t>REQUESTS</w:t>
-                              </w:r>
-                            </w:p>
-                          </w:txbxContent>
-                        </wps:txbx>
-                        <wps:bodyPr rot="0" vert="horz" wrap="square" lIns="0" tIns="0" rIns="0" bIns="0" anchor="t" anchorCtr="0" upright="1">
-                          <a:noAutofit/>
-                        </wps:bodyPr>
-                      </wps:wsp>
-                    </wpg:wgp>
-                  </a:graphicData>
-                </a:graphic>
-                <wp14:sizeRelH relativeFrom="page">
-                  <wp14:pctWidth>0</wp14:pctWidth>
-                </wp14:sizeRelH>
-                <wp14:sizeRelV relativeFrom="page">
-                  <wp14:pctHeight>0</wp14:pctHeight>
-                </wp14:sizeRelV>
-              </wp:anchor>
-            </w:drawing>
-          </mc:Choice>
-          <mc:Fallback xmlns:w16se="http://schemas.microsoft.com/office/word/2015/wordml/symex" xmlns:w16cid="http://schemas.microsoft.com/office/word/2016/wordml/cid" xmlns:w15="http://schemas.microsoft.com/office/word/2012/wordml" xmlns:am3d="http://schemas.microsoft.com/office/drawing/2017/model3d" xmlns:aink="http://schemas.microsoft.com/office/drawing/2016/ink" xmlns:cx8="http://schemas.microsoft.com/office/drawing/2016/5/14/chartex" xmlns:cx7="http://schemas.microsoft.com/office/drawing/2016/5/13/chartex" xmlns:cx6="http://schemas.microsoft.com/office/drawing/2016/5/12/chartex" xmlns:cx5="http://schemas.microsoft.com/office/drawing/2016/5/11/chartex" xmlns:cx4="http://schemas.microsoft.com/office/drawing/2016/5/10/chartex" xmlns:cx3="http://schemas.microsoft.com/office/drawing/2016/5/9/chartex" xmlns:cx2="http://schemas.microsoft.com/office/drawing/2015/10/21/chartex" xmlns:cx1="http://schemas.microsoft.com/office/drawing/2015/9/8/chartex" xmlns:cx="http://schemas.microsoft.com/office/drawing/2014/chartex">
-            <w:pict>
-              <v:group id="Group 24" o:spid="_x0000_s1026" style="position:absolute;margin-left:50.35pt;margin-top:12.6pt;width:510.3pt;height:233.3pt;z-index:-15728640;mso-wrap-distance-left:0;mso-wrap-distance-right:0;mso-position-horizontal-relative:page" coordorigin="1007,252" coordsize="10206,4666" o:gfxdata="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">
-                <v:line id="Line 33" o:spid="_x0000_s1027" style="position:absolute;visibility:visible;mso-wrap-style:square" from="1009,255" to="1009,4916" o:connectortype="straight" o:gfxdata="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" strokeweight=".14pt"/>
-                <v:rect id="Rectangle 32" o:spid="_x0000_s1028" style="position:absolute;left:1008;top:253;width:20;height:4664;visibility:visible;mso-wrap-style:square;v-text-anchor:top" o:gfxdata="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" fillcolor="black" stroked="f"/>
-                <v:line id="Line 31" o:spid="_x0000_s1029" style="position:absolute;visibility:visible;mso-wrap-style:square" from="11194,829" to="11194,4916" o:connectortype="straight" o:gfxdata="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" strokeweight=".14pt"/>
-                <v:shape id="Freeform 30" o:spid="_x0000_s1030" style="position:absolute;left:1027;top:272;width:10186;height:4645;visibility:visible;mso-wrap-style:square;v-text-anchor:top" coordsize="10186,4645" o:gfxdata="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" path="m10186,r-20,l10166,557,,557r,10l10166,567r,4078l10186,4645r,-4078l10186,557r,-557xe" fillcolor="black" stroked="f">
-                  <v:path arrowok="t" o:connecttype="custom" o:connectlocs="10186,272;10166,272;10166,829;0,829;0,839;10166,839;10166,4917;10186,4917;10186,839;10186,829;10186,272" o:connectangles="0,0,0,0,0,0,0,0,0,0,0"/>
-                </v:shape>
-                <v:line id="Line 29" o:spid="_x0000_s1031" style="position:absolute;visibility:visible;mso-wrap-style:square" from="1028,4899" to="11211,4899" o:connectortype="straight" o:gfxdata="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" strokeweight=".14pt"/>
-                <v:rect id="Rectangle 28" o:spid="_x0000_s1032" style="position:absolute;left:1027;top:4898;width:10186;height:20;visibility:visible;mso-wrap-style:square;v-text-anchor:top" o:gfxdata="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" fillcolor="black" stroked="f"/>
-                <v:rect id="Rectangle 27" o:spid="_x0000_s1033" style="position:absolute;left:1017;top:262;width:10186;height:567;visibility:visible;mso-wrap-style:square;v-text-anchor:top" o:gfxdata="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" fillcolor="#4470c4" stroked="f"/>
-                <v:rect id="Rectangle 26" o:spid="_x0000_s1034" style="position:absolute;left:1017;top:262;width:10186;height:567;visibility:visible;mso-wrap-style:square;v-text-anchor:top" o:gfxdata="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" filled="f" strokeweight=".97pt"/>
-                <v:shapetype id="_x0000_t202" coordsize="21600,21600" o:spt="202" path="m,l,21600r21600,l21600,xe">
-                  <v:stroke joinstyle="miter"/>
-                  <v:path gradientshapeok="t" o:connecttype="rect"/>
-                </v:shapetype>
-                <v:shape id="Text Box 25" o:spid="_x0000_s1035" type="#_x0000_t202" style="position:absolute;left:1017;top:262;width:10185;height:568;visibility:visible;mso-wrap-style:square;v-text-anchor:top" o:gfxdata="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" fillcolor="#4470c4" strokeweight=".35281mm">
-                  <v:textbox inset="0,0,0,0">
-                    <w:txbxContent>
-                      <w:p>
-                        <w:pPr>
-                          <w:spacing w:before="140"/>
-                          <w:ind w:left="92"/>
-                          <w:rPr>
-                            <w:b/>
-                          </w:rPr>
-                        </w:pPr>
-                        <w:r>
-                          <w:rPr>
-                            <w:b/>
-                            <w:color w:val="FFFFFF"/>
-                            <w:spacing w:val="-1"/>
-                          </w:rPr>
-                          <w:t>ENHANCEMENT</w:t>
-                        </w:r>
-                        <w:r>
-                          <w:rPr>
-                            <w:b/>
-                            <w:color w:val="FFFFFF"/>
-                            <w:spacing w:val="-12"/>
-                          </w:rPr>
-                          <w:t xml:space="preserve"> </w:t>
-                        </w:r>
-                        <w:r>
-                          <w:rPr>
-                            <w:b/>
-                            <w:color w:val="FFFFFF"/>
-                          </w:rPr>
-                          <w:t>REQUESTS</w:t>
-                        </w:r>
-                      </w:p>
-                    </w:txbxContent>
-                  </v:textbox>
-                </v:shape>
-                <w10:wrap type="topAndBottom" anchorx="page"/>
-              </v:group>
-            </w:pict>
-          </mc:Fallback>
-        </mc:AlternateContent>
+    </w:p>
+    <w:tbl>
+      <w:tblPr>
+        <w:tblStyle w:val="TableGrid"/>
+        <w:tblW w:w="0" w:type="auto"/>
+        <w:tblInd w:w="368" w:type="dxa"/>
+        <w:tblLook w:val="04A0" w:firstRow="1" w:lastRow="0" w:firstColumn="1" w:lastColumn="0" w:noHBand="0" w:noVBand="1"/>
+      </w:tblPr>
+      <w:tblGrid>
+        <w:gridCol w:w="10172"/>
+      </w:tblGrid>
+      <w:tr>
+        <w:tc>
+          <w:tcPr>
+            <w:tcW w:w="10172" w:type="dxa"/>
+            <w:shd w:val="clear" w:color="auto" w:fill="272727" w:themeFill="text1" w:themeFillTint="D8"/>
+          </w:tcPr>
+          <w:p>
+            <w:pPr>
+              <w:spacing w:before="140"/>
+              <w:ind w:left="92"/>
+              <w:rPr>
+                <w:b/>
+              </w:rPr>
+            </w:pPr>
+            <w:r>
+              <w:rPr>
+                <w:b/>
+                <w:color w:val="FFFFFF"/>
+                <w:spacing w:val="-1"/>
+              </w:rPr>
+              <w:t>ENHANCEMENT</w:t>
+            </w:r>
+            <w:r>
+              <w:rPr>
+                <w:b/>
+                <w:color w:val="FFFFFF"/>
+                <w:spacing w:val="-12"/>
+              </w:rPr>
+              <w:t xml:space="preserve"> </w:t>
+            </w:r>
+            <w:r>
+              <w:rPr>
+                <w:b/>
+                <w:color w:val="FFFFFF"/>
+              </w:rPr>
+              <w:t>REQUESTS</w:t>
+            </w:r>
+          </w:p>
+          <w:p>
+            <w:pPr>
+              <w:pStyle w:val="BodyText"/>
+              <w:spacing w:before="1"/>
+            </w:pPr>
+          </w:p>
+        </w:tc>
+      </w:tr>
+      <w:tr>
+        <w:trPr>
+          <w:trHeight w:val="5545"/>
+        </w:trPr>
+        <w:tc>
+          <w:tcPr>
+            <w:tcW w:w="10172" w:type="dxa"/>
+          </w:tcPr>
+          <w:p>
+            <w:pPr>
+              <w:pStyle w:val="BodyText"/>
+              <w:spacing w:before="1"/>
+            </w:pPr>
+          </w:p>
+        </w:tc>
+      </w:tr>
+    </w:tbl>
+    <w:p>
+      <w:pPr>
+        <w:pStyle w:val="BodyText"/>
+        <w:spacing w:before="1"/>
+        <w:ind w:left="291"/>
+        <w:rPr>
+          <w:vertAlign w:val="subscript"/>
+        </w:rPr>
+      </w:pPr>
+      <w:r>
+        <w:rPr>
+          <w:vertAlign w:val="subscript"/>
+        </w:rPr>
+        <w:t>*Please</w:t>
+      </w:r>
+      <w:r>
+        <w:rPr>
+          <w:spacing w:val="-6"/>
+          <w:vertAlign w:val="subscript"/>
+        </w:rPr>
+        <w:t xml:space="preserve"> </w:t>
+      </w:r>
+      <w:r>
+        <w:rPr>
+          <w:vertAlign w:val="subscript"/>
+        </w:rPr>
+        <w:t>itemized</w:t>
+      </w:r>
+      <w:r>
+        <w:rPr>
+          <w:spacing w:val="-2"/>
+          <w:vertAlign w:val="subscript"/>
+        </w:rPr>
+        <w:t xml:space="preserve"> </w:t>
+      </w:r>
+      <w:r>
+        <w:rPr>
+          <w:vertAlign w:val="subscript"/>
+        </w:rPr>
+        <w:t>your</w:t>
+      </w:r>
+      <w:r>
+        <w:rPr>
+          <w:spacing w:val="-1"/>
+          <w:vertAlign w:val="subscript"/>
+        </w:rPr>
+        <w:t xml:space="preserve"> </w:t>
+      </w:r>
+      <w:r>
+        <w:rPr>
+          <w:vertAlign w:val="subscript"/>
+        </w:rPr>
+        <w:t>request</w:t>
+      </w:r>
+      <w:r>
+        <w:rPr>
+          <w:spacing w:val="-3"/>
+          <w:vertAlign w:val="subscript"/>
+        </w:rPr>
+        <w:t xml:space="preserve"> </w:t>
+      </w:r>
+      <w:r>
+        <w:rPr>
+          <w:vertAlign w:val="subscript"/>
+        </w:rPr>
+        <w:t>inside</w:t>
+      </w:r>
+      <w:r>
+        <w:rPr>
+          <w:spacing w:val="-1"/>
+          <w:vertAlign w:val="subscript"/>
+        </w:rPr>
+        <w:t xml:space="preserve"> </w:t>
+      </w:r>
+      <w:r>
+        <w:rPr>
+          <w:vertAlign w:val="subscript"/>
+        </w:rPr>
+        <w:t>the</w:t>
+      </w:r>
+      <w:r>
+        <w:rPr>
+          <w:spacing w:val="-4"/>
+          <w:vertAlign w:val="subscript"/>
+        </w:rPr>
+        <w:t xml:space="preserve"> </w:t>
+      </w:r>
+      <w:r>
+        <w:rPr>
+          <w:vertAlign w:val="subscript"/>
+        </w:rPr>
+        <w:t>box</w:t>
+      </w:r>
+      <w:r>
+        <w:rPr>
+          <w:spacing w:val="-2"/>
+          <w:vertAlign w:val="subscript"/>
+        </w:rPr>
+        <w:t xml:space="preserve"> </w:t>
+      </w:r>
+      <w:r>
+        <w:rPr>
+          <w:vertAlign w:val="subscript"/>
+        </w:rPr>
+        <w:t>above.</w:t>
       </w:r>
     </w:p>
     <w:p>
@@ -1232,75 +890,65 @@
         <w:spacing w:before="1"/>
         <w:ind w:left="291"/>
       </w:pPr>
-      <w:r>
-        <w:t>*Please</w:t>
-      </w:r>
-      <w:r>
-        <w:rPr>
-          <w:spacing w:val="-6"/>
-        </w:rPr>
-        <w:t xml:space="preserve"> </w:t>
-      </w:r>
-      <w:proofErr w:type="gramStart"/>
-      <w:r>
-        <w:t>itemized</w:t>
-      </w:r>
-      <w:proofErr w:type="gramEnd"/>
-      <w:r>
-        <w:rPr>
-          <w:spacing w:val="-2"/>
-        </w:rPr>
-        <w:t xml:space="preserve"> </w:t>
-      </w:r>
-      <w:r>
-        <w:t>your</w:t>
-      </w:r>
-      <w:r>
-        <w:rPr>
-          <w:spacing w:val="-1"/>
-        </w:rPr>
-        <w:t xml:space="preserve"> </w:t>
-      </w:r>
-      <w:r>
-        <w:t>request</w:t>
-      </w:r>
-      <w:r>
-        <w:rPr>
-          <w:spacing w:val="-3"/>
-        </w:rPr>
-        <w:t xml:space="preserve"> </w:t>
-      </w:r>
-      <w:r>
-        <w:t>inside</w:t>
-      </w:r>
-      <w:r>
-        <w:rPr>
-          <w:spacing w:val="-1"/>
-        </w:rPr>
-        <w:t xml:space="preserve"> </w:t>
-      </w:r>
-      <w:r>
-        <w:t>the</w:t>
-      </w:r>
-      <w:r>
-        <w:rPr>
-          <w:spacing w:val="-4"/>
-        </w:rPr>
-        <w:t xml:space="preserve"> </w:t>
-      </w:r>
-      <w:r>
-        <w:t>box</w:t>
-      </w:r>
-      <w:r>
-        <w:rPr>
-          <w:spacing w:val="-2"/>
-        </w:rPr>
-        <w:t xml:space="preserve"> </w:t>
-      </w:r>
-      <w:r>
-        <w:t>above.</w:t>
-      </w:r>
     </w:p>
+    <w:tbl>
+      <w:tblPr>
+        <w:tblStyle w:val="TableGrid"/>
+        <w:tblW w:w="0" w:type="auto"/>
+        <w:tblInd w:w="368" w:type="dxa"/>
+        <w:tblLook w:val="04A0" w:firstRow="1" w:lastRow="0" w:firstColumn="1" w:lastColumn="0" w:noHBand="0" w:noVBand="1"/>
+      </w:tblPr>
+      <w:tblGrid>
+        <w:gridCol w:w="10172"/>
+      </w:tblGrid>
+      <w:tr>
+        <w:tc>
+          <w:tcPr>
+            <w:tcW w:w="10172" w:type="dxa"/>
+            <w:shd w:val="clear" w:color="auto" w:fill="272727" w:themeFill="text1" w:themeFillTint="D8"/>
+          </w:tcPr>
+          <w:p>
+            <w:pPr>
+              <w:spacing w:before="140"/>
+              <w:ind w:left="92"/>
+              <w:rPr>
+                <w:b/>
+              </w:rPr>
+            </w:pPr>
+            <w:r>
+              <w:rPr>
+                <w:b/>
+                <w:color w:val="FFFFFF"/>
+                <w:spacing w:val="-1"/>
+              </w:rPr>
+              <w:t>REASON FOR ENHANCEMENT</w:t>
+            </w:r>
+          </w:p>
+          <w:p>
+            <w:pPr>
+              <w:pStyle w:val="BodyText"/>
+              <w:spacing w:before="1"/>
+            </w:pPr>
+          </w:p>
+        </w:tc>
+      </w:tr>
+      <w:tr>
+        <w:trPr>
+          <w:trHeight w:val="3473"/>
+        </w:trPr>
+        <w:tc>
+          <w:tcPr>
+            <w:tcW w:w="10172" w:type="dxa"/>
+          </w:tcPr>
+          <w:p>
+            <w:pPr>
+              <w:pStyle w:val="BodyText"/>
+              <w:spacing w:before="1"/>
+            </w:pPr>
+          </w:p>
+        </w:tc>
+      </w:tr>
+    </w:tbl>
     <w:p>
       <w:pPr>
         <w:pStyle w:val="BodyText"/>
@@ -1309,606 +957,6 @@
           <w:sz w:val="24"/>
         </w:rPr>
       </w:pPr>
-      <w:r>
-        <w:rPr>
-          <w:noProof/>
-        </w:rPr>
-        <mc:AlternateContent>
-          <mc:Choice Requires="wpg">
-            <w:drawing>
-              <wp:anchor distT="0" distB="0" distL="0" distR="0" simplePos="0" relativeHeight="487588352" behindDoc="1" locked="0" layoutInCell="1" allowOverlap="1">
-                <wp:simplePos x="0" y="0"/>
-                <wp:positionH relativeFrom="page">
-                  <wp:posOffset>639445</wp:posOffset>
-                </wp:positionH>
-                <wp:positionV relativeFrom="paragraph">
-                  <wp:posOffset>200660</wp:posOffset>
-                </wp:positionV>
-                <wp:extent cx="6480810" cy="2379980"/>
-                <wp:effectExtent l="0" t="0" r="0" b="0"/>
-                <wp:wrapTopAndBottom/>
-                <wp:docPr id="13" name="Group 14"/>
-                <wp:cNvGraphicFramePr>
-                  <a:graphicFrameLocks xmlns:a="http://schemas.openxmlformats.org/drawingml/2006/main"/>
-                </wp:cNvGraphicFramePr>
-                <a:graphic xmlns:a="http://schemas.openxmlformats.org/drawingml/2006/main">
-                  <a:graphicData uri="http://schemas.microsoft.com/office/word/2010/wordprocessingGroup">
-                    <wpg:wgp>
-                      <wpg:cNvGrpSpPr>
-                        <a:grpSpLocks/>
-                      </wpg:cNvGrpSpPr>
-                      <wpg:grpSpPr bwMode="auto">
-                        <a:xfrm>
-                          <a:off x="0" y="0"/>
-                          <a:ext cx="6480810" cy="2379980"/>
-                          <a:chOff x="1007" y="316"/>
-                          <a:chExt cx="10206" cy="3748"/>
-                        </a:xfrm>
-                      </wpg:grpSpPr>
-                      <wps:wsp>
-                        <wps:cNvPr id="14" name="Line 23"/>
-                        <wps:cNvCnPr>
-                          <a:cxnSpLocks noChangeShapeType="1"/>
-                        </wps:cNvCnPr>
-                        <wps:spPr bwMode="auto">
-                          <a:xfrm>
-                            <a:off x="1009" y="318"/>
-                            <a:ext cx="0" cy="3744"/>
-                          </a:xfrm>
-                          <a:prstGeom prst="line">
-                            <a:avLst/>
-                          </a:prstGeom>
-                          <a:noFill/>
-                          <a:ln w="1778">
-                            <a:solidFill>
-                              <a:srgbClr val="000000"/>
-                            </a:solidFill>
-                            <a:prstDash val="solid"/>
-                            <a:round/>
-                            <a:headEnd/>
-                            <a:tailEnd/>
-                          </a:ln>
-                          <a:extLst>
-                            <a:ext uri="{909E8E84-426E-40DD-AFC4-6F175D3DCCD1}">
-                              <a14:hiddenFill xmlns:a14="http://schemas.microsoft.com/office/drawing/2010/main">
-                                <a:noFill/>
-                              </a14:hiddenFill>
-                            </a:ext>
-                          </a:extLst>
-                        </wps:spPr>
-                        <wps:bodyPr/>
-                      </wps:wsp>
-                      <wps:wsp>
-                        <wps:cNvPr id="15" name="Rectangle 22"/>
-                        <wps:cNvSpPr>
-                          <a:spLocks noChangeArrowheads="1"/>
-                        </wps:cNvSpPr>
-                        <wps:spPr bwMode="auto">
-                          <a:xfrm>
-                            <a:off x="1008" y="316"/>
-                            <a:ext cx="20" cy="3747"/>
-                          </a:xfrm>
-                          <a:prstGeom prst="rect">
-                            <a:avLst/>
-                          </a:prstGeom>
-                          <a:solidFill>
-                            <a:srgbClr val="000000"/>
-                          </a:solidFill>
-                          <a:ln>
-                            <a:noFill/>
-                          </a:ln>
-                          <a:extLst>
-                            <a:ext uri="{91240B29-F687-4F45-9708-019B960494DF}">
-                              <a14:hiddenLine xmlns:a14="http://schemas.microsoft.com/office/drawing/2010/main" w="9525">
-                                <a:solidFill>
-                                  <a:srgbClr val="000000"/>
-                                </a:solidFill>
-                                <a:miter lim="800000"/>
-                                <a:headEnd/>
-                                <a:tailEnd/>
-                              </a14:hiddenLine>
-                            </a:ext>
-                          </a:extLst>
-                        </wps:spPr>
-                        <wps:bodyPr rot="0" vert="horz" wrap="square" lIns="91440" tIns="45720" rIns="91440" bIns="45720" anchor="t" anchorCtr="0" upright="1">
-                          <a:noAutofit/>
-                        </wps:bodyPr>
-                      </wps:wsp>
-                      <wps:wsp>
-                        <wps:cNvPr id="16" name="Line 21"/>
-                        <wps:cNvCnPr>
-                          <a:cxnSpLocks noChangeShapeType="1"/>
-                        </wps:cNvCnPr>
-                        <wps:spPr bwMode="auto">
-                          <a:xfrm>
-                            <a:off x="11194" y="893"/>
-                            <a:ext cx="0" cy="3169"/>
-                          </a:xfrm>
-                          <a:prstGeom prst="line">
-                            <a:avLst/>
-                          </a:prstGeom>
-                          <a:noFill/>
-                          <a:ln w="1778">
-                            <a:solidFill>
-                              <a:srgbClr val="000000"/>
-                            </a:solidFill>
-                            <a:prstDash val="solid"/>
-                            <a:round/>
-                            <a:headEnd/>
-                            <a:tailEnd/>
-                          </a:ln>
-                          <a:extLst>
-                            <a:ext uri="{909E8E84-426E-40DD-AFC4-6F175D3DCCD1}">
-                              <a14:hiddenFill xmlns:a14="http://schemas.microsoft.com/office/drawing/2010/main">
-                                <a:noFill/>
-                              </a14:hiddenFill>
-                            </a:ext>
-                          </a:extLst>
-                        </wps:spPr>
-                        <wps:bodyPr/>
-                      </wps:wsp>
-                      <wps:wsp>
-                        <wps:cNvPr id="17" name="Freeform 20"/>
-                        <wps:cNvSpPr>
-                          <a:spLocks/>
-                        </wps:cNvSpPr>
-                        <wps:spPr bwMode="auto">
-                          <a:xfrm>
-                            <a:off x="1027" y="336"/>
-                            <a:ext cx="10186" cy="3728"/>
-                          </a:xfrm>
-                          <a:custGeom>
-                            <a:avLst/>
-                            <a:gdLst>
-                              <a:gd name="T0" fmla="+- 0 11213 1027"/>
-                              <a:gd name="T1" fmla="*/ T0 w 10186"/>
-                              <a:gd name="T2" fmla="+- 0 336 336"/>
-                              <a:gd name="T3" fmla="*/ 336 h 3728"/>
-                              <a:gd name="T4" fmla="+- 0 11193 1027"/>
-                              <a:gd name="T5" fmla="*/ T4 w 10186"/>
-                              <a:gd name="T6" fmla="+- 0 336 336"/>
-                              <a:gd name="T7" fmla="*/ 336 h 3728"/>
-                              <a:gd name="T8" fmla="+- 0 11193 1027"/>
-                              <a:gd name="T9" fmla="*/ T8 w 10186"/>
-                              <a:gd name="T10" fmla="+- 0 893 336"/>
-                              <a:gd name="T11" fmla="*/ 893 h 3728"/>
-                              <a:gd name="T12" fmla="+- 0 1027 1027"/>
-                              <a:gd name="T13" fmla="*/ T12 w 10186"/>
-                              <a:gd name="T14" fmla="+- 0 893 336"/>
-                              <a:gd name="T15" fmla="*/ 893 h 3728"/>
-                              <a:gd name="T16" fmla="+- 0 1027 1027"/>
-                              <a:gd name="T17" fmla="*/ T16 w 10186"/>
-                              <a:gd name="T18" fmla="+- 0 903 336"/>
-                              <a:gd name="T19" fmla="*/ 903 h 3728"/>
-                              <a:gd name="T20" fmla="+- 0 11193 1027"/>
-                              <a:gd name="T21" fmla="*/ T20 w 10186"/>
-                              <a:gd name="T22" fmla="+- 0 903 336"/>
-                              <a:gd name="T23" fmla="*/ 903 h 3728"/>
-                              <a:gd name="T24" fmla="+- 0 11193 1027"/>
-                              <a:gd name="T25" fmla="*/ T24 w 10186"/>
-                              <a:gd name="T26" fmla="+- 0 4064 336"/>
-                              <a:gd name="T27" fmla="*/ 4064 h 3728"/>
-                              <a:gd name="T28" fmla="+- 0 11213 1027"/>
-                              <a:gd name="T29" fmla="*/ T28 w 10186"/>
-                              <a:gd name="T30" fmla="+- 0 4064 336"/>
-                              <a:gd name="T31" fmla="*/ 4064 h 3728"/>
-                              <a:gd name="T32" fmla="+- 0 11213 1027"/>
-                              <a:gd name="T33" fmla="*/ T32 w 10186"/>
-                              <a:gd name="T34" fmla="+- 0 903 336"/>
-                              <a:gd name="T35" fmla="*/ 903 h 3728"/>
-                              <a:gd name="T36" fmla="+- 0 11213 1027"/>
-                              <a:gd name="T37" fmla="*/ T36 w 10186"/>
-                              <a:gd name="T38" fmla="+- 0 893 336"/>
-                              <a:gd name="T39" fmla="*/ 893 h 3728"/>
-                              <a:gd name="T40" fmla="+- 0 11213 1027"/>
-                              <a:gd name="T41" fmla="*/ T40 w 10186"/>
-                              <a:gd name="T42" fmla="+- 0 336 336"/>
-                              <a:gd name="T43" fmla="*/ 336 h 3728"/>
-                            </a:gdLst>
-                            <a:ahLst/>
-                            <a:cxnLst>
-                              <a:cxn ang="0">
-                                <a:pos x="T1" y="T3"/>
-                              </a:cxn>
-                              <a:cxn ang="0">
-                                <a:pos x="T5" y="T7"/>
-                              </a:cxn>
-                              <a:cxn ang="0">
-                                <a:pos x="T9" y="T11"/>
-                              </a:cxn>
-                              <a:cxn ang="0">
-                                <a:pos x="T13" y="T15"/>
-                              </a:cxn>
-                              <a:cxn ang="0">
-                                <a:pos x="T17" y="T19"/>
-                              </a:cxn>
-                              <a:cxn ang="0">
-                                <a:pos x="T21" y="T23"/>
-                              </a:cxn>
-                              <a:cxn ang="0">
-                                <a:pos x="T25" y="T27"/>
-                              </a:cxn>
-                              <a:cxn ang="0">
-                                <a:pos x="T29" y="T31"/>
-                              </a:cxn>
-                              <a:cxn ang="0">
-                                <a:pos x="T33" y="T35"/>
-                              </a:cxn>
-                              <a:cxn ang="0">
-                                <a:pos x="T37" y="T39"/>
-                              </a:cxn>
-                              <a:cxn ang="0">
-                                <a:pos x="T41" y="T43"/>
-                              </a:cxn>
-                            </a:cxnLst>
-                            <a:rect l="0" t="0" r="r" b="b"/>
-                            <a:pathLst>
-                              <a:path w="10186" h="3728">
-                                <a:moveTo>
-                                  <a:pt x="10186" y="0"/>
-                                </a:moveTo>
-                                <a:lnTo>
-                                  <a:pt x="10166" y="0"/>
-                                </a:lnTo>
-                                <a:lnTo>
-                                  <a:pt x="10166" y="557"/>
-                                </a:lnTo>
-                                <a:lnTo>
-                                  <a:pt x="0" y="557"/>
-                                </a:lnTo>
-                                <a:lnTo>
-                                  <a:pt x="0" y="567"/>
-                                </a:lnTo>
-                                <a:lnTo>
-                                  <a:pt x="10166" y="567"/>
-                                </a:lnTo>
-                                <a:lnTo>
-                                  <a:pt x="10166" y="3728"/>
-                                </a:lnTo>
-                                <a:lnTo>
-                                  <a:pt x="10186" y="3728"/>
-                                </a:lnTo>
-                                <a:lnTo>
-                                  <a:pt x="10186" y="567"/>
-                                </a:lnTo>
-                                <a:lnTo>
-                                  <a:pt x="10186" y="557"/>
-                                </a:lnTo>
-                                <a:lnTo>
-                                  <a:pt x="10186" y="0"/>
-                                </a:lnTo>
-                                <a:close/>
-                              </a:path>
-                            </a:pathLst>
-                          </a:custGeom>
-                          <a:solidFill>
-                            <a:srgbClr val="000000"/>
-                          </a:solidFill>
-                          <a:ln>
-                            <a:noFill/>
-                          </a:ln>
-                          <a:extLst>
-                            <a:ext uri="{91240B29-F687-4F45-9708-019B960494DF}">
-                              <a14:hiddenLine xmlns:a14="http://schemas.microsoft.com/office/drawing/2010/main" w="9525">
-                                <a:solidFill>
-                                  <a:srgbClr val="000000"/>
-                                </a:solidFill>
-                                <a:round/>
-                                <a:headEnd/>
-                                <a:tailEnd/>
-                              </a14:hiddenLine>
-                            </a:ext>
-                          </a:extLst>
-                        </wps:spPr>
-                        <wps:bodyPr rot="0" vert="horz" wrap="square" lIns="91440" tIns="45720" rIns="91440" bIns="45720" anchor="t" anchorCtr="0" upright="1">
-                          <a:noAutofit/>
-                        </wps:bodyPr>
-                      </wps:wsp>
-                      <wps:wsp>
-                        <wps:cNvPr id="18" name="Line 19"/>
-                        <wps:cNvCnPr>
-                          <a:cxnSpLocks noChangeShapeType="1"/>
-                        </wps:cNvCnPr>
-                        <wps:spPr bwMode="auto">
-                          <a:xfrm>
-                            <a:off x="1028" y="4046"/>
-                            <a:ext cx="10183" cy="0"/>
-                          </a:xfrm>
-                          <a:prstGeom prst="line">
-                            <a:avLst/>
-                          </a:prstGeom>
-                          <a:noFill/>
-                          <a:ln w="1778">
-                            <a:solidFill>
-                              <a:srgbClr val="000000"/>
-                            </a:solidFill>
-                            <a:prstDash val="solid"/>
-                            <a:round/>
-                            <a:headEnd/>
-                            <a:tailEnd/>
-                          </a:ln>
-                          <a:extLst>
-                            <a:ext uri="{909E8E84-426E-40DD-AFC4-6F175D3DCCD1}">
-                              <a14:hiddenFill xmlns:a14="http://schemas.microsoft.com/office/drawing/2010/main">
-                                <a:noFill/>
-                              </a14:hiddenFill>
-                            </a:ext>
-                          </a:extLst>
-                        </wps:spPr>
-                        <wps:bodyPr/>
-                      </wps:wsp>
-                      <wps:wsp>
-                        <wps:cNvPr id="19" name="Rectangle 18"/>
-                        <wps:cNvSpPr>
-                          <a:spLocks noChangeArrowheads="1"/>
-                        </wps:cNvSpPr>
-                        <wps:spPr bwMode="auto">
-                          <a:xfrm>
-                            <a:off x="1027" y="4044"/>
-                            <a:ext cx="10186" cy="20"/>
-                          </a:xfrm>
-                          <a:prstGeom prst="rect">
-                            <a:avLst/>
-                          </a:prstGeom>
-                          <a:solidFill>
-                            <a:srgbClr val="000000"/>
-                          </a:solidFill>
-                          <a:ln>
-                            <a:noFill/>
-                          </a:ln>
-                          <a:extLst>
-                            <a:ext uri="{91240B29-F687-4F45-9708-019B960494DF}">
-                              <a14:hiddenLine xmlns:a14="http://schemas.microsoft.com/office/drawing/2010/main" w="9525">
-                                <a:solidFill>
-                                  <a:srgbClr val="000000"/>
-                                </a:solidFill>
-                                <a:miter lim="800000"/>
-                                <a:headEnd/>
-                                <a:tailEnd/>
-                              </a14:hiddenLine>
-                            </a:ext>
-                          </a:extLst>
-                        </wps:spPr>
-                        <wps:bodyPr rot="0" vert="horz" wrap="square" lIns="91440" tIns="45720" rIns="91440" bIns="45720" anchor="t" anchorCtr="0" upright="1">
-                          <a:noAutofit/>
-                        </wps:bodyPr>
-                      </wps:wsp>
-                      <wps:wsp>
-                        <wps:cNvPr id="20" name="Rectangle 17"/>
-                        <wps:cNvSpPr>
-                          <a:spLocks noChangeArrowheads="1"/>
-                        </wps:cNvSpPr>
-                        <wps:spPr bwMode="auto">
-                          <a:xfrm>
-                            <a:off x="1017" y="326"/>
-                            <a:ext cx="10186" cy="567"/>
-                          </a:xfrm>
-                          <a:prstGeom prst="rect">
-                            <a:avLst/>
-                          </a:prstGeom>
-                          <a:solidFill>
-                            <a:srgbClr val="4470C4"/>
-                          </a:solidFill>
-                          <a:ln>
-                            <a:noFill/>
-                          </a:ln>
-                          <a:extLst>
-                            <a:ext uri="{91240B29-F687-4F45-9708-019B960494DF}">
-                              <a14:hiddenLine xmlns:a14="http://schemas.microsoft.com/office/drawing/2010/main" w="9525">
-                                <a:solidFill>
-                                  <a:srgbClr val="000000"/>
-                                </a:solidFill>
-                                <a:miter lim="800000"/>
-                                <a:headEnd/>
-                                <a:tailEnd/>
-                              </a14:hiddenLine>
-                            </a:ext>
-                          </a:extLst>
-                        </wps:spPr>
-                        <wps:bodyPr rot="0" vert="horz" wrap="square" lIns="91440" tIns="45720" rIns="91440" bIns="45720" anchor="t" anchorCtr="0" upright="1">
-                          <a:noAutofit/>
-                        </wps:bodyPr>
-                      </wps:wsp>
-                      <wps:wsp>
-                        <wps:cNvPr id="21" name="Rectangle 16"/>
-                        <wps:cNvSpPr>
-                          <a:spLocks noChangeArrowheads="1"/>
-                        </wps:cNvSpPr>
-                        <wps:spPr bwMode="auto">
-                          <a:xfrm>
-                            <a:off x="1017" y="326"/>
-                            <a:ext cx="10186" cy="567"/>
-                          </a:xfrm>
-                          <a:prstGeom prst="rect">
-                            <a:avLst/>
-                          </a:prstGeom>
-                          <a:noFill/>
-                          <a:ln w="12319">
-                            <a:solidFill>
-                              <a:srgbClr val="000000"/>
-                            </a:solidFill>
-                            <a:prstDash val="solid"/>
-                            <a:miter lim="800000"/>
-                            <a:headEnd/>
-                            <a:tailEnd/>
-                          </a:ln>
-                          <a:extLst>
-                            <a:ext uri="{909E8E84-426E-40DD-AFC4-6F175D3DCCD1}">
-                              <a14:hiddenFill xmlns:a14="http://schemas.microsoft.com/office/drawing/2010/main">
-                                <a:solidFill>
-                                  <a:srgbClr val="FFFFFF"/>
-                                </a:solidFill>
-                              </a14:hiddenFill>
-                            </a:ext>
-                          </a:extLst>
-                        </wps:spPr>
-                        <wps:bodyPr rot="0" vert="horz" wrap="square" lIns="91440" tIns="45720" rIns="91440" bIns="45720" anchor="t" anchorCtr="0" upright="1">
-                          <a:noAutofit/>
-                        </wps:bodyPr>
-                      </wps:wsp>
-                      <wps:wsp>
-                        <wps:cNvPr id="22" name="Text Box 15"/>
-                        <wps:cNvSpPr txBox="1">
-                          <a:spLocks noChangeArrowheads="1"/>
-                        </wps:cNvSpPr>
-                        <wps:spPr bwMode="auto">
-                          <a:xfrm>
-                            <a:off x="1017" y="326"/>
-                            <a:ext cx="10185" cy="568"/>
-                          </a:xfrm>
-                          <a:prstGeom prst="rect">
-                            <a:avLst/>
-                          </a:prstGeom>
-                          <a:solidFill>
-                            <a:srgbClr val="4470C4"/>
-                          </a:solidFill>
-                          <a:ln w="12701">
-                            <a:solidFill>
-                              <a:srgbClr val="000000"/>
-                            </a:solidFill>
-                            <a:prstDash val="solid"/>
-                            <a:miter lim="800000"/>
-                            <a:headEnd/>
-                            <a:tailEnd/>
-                          </a:ln>
-                        </wps:spPr>
-                        <wps:txbx>
-                          <w:txbxContent>
-                            <w:p>
-                              <w:pPr>
-                                <w:spacing w:before="141"/>
-                                <w:ind w:left="92"/>
-                                <w:rPr>
-                                  <w:b/>
-                                </w:rPr>
-                              </w:pPr>
-                              <w:r>
-                                <w:rPr>
-                                  <w:b/>
-                                  <w:color w:val="FFFFFF"/>
-                                </w:rPr>
-                                <w:t>REASON</w:t>
-                              </w:r>
-                              <w:r>
-                                <w:rPr>
-                                  <w:b/>
-                                  <w:color w:val="FFFFFF"/>
-                                  <w:spacing w:val="-10"/>
-                                </w:rPr>
-                                <w:t xml:space="preserve"> </w:t>
-                              </w:r>
-                              <w:r>
-                                <w:rPr>
-                                  <w:b/>
-                                  <w:color w:val="FFFFFF"/>
-                                </w:rPr>
-                                <w:t>FOR</w:t>
-                              </w:r>
-                              <w:r>
-                                <w:rPr>
-                                  <w:b/>
-                                  <w:color w:val="FFFFFF"/>
-                                  <w:spacing w:val="-10"/>
-                                </w:rPr>
-                                <w:t xml:space="preserve"> </w:t>
-                              </w:r>
-                              <w:r>
-                                <w:rPr>
-                                  <w:b/>
-                                  <w:color w:val="FFFFFF"/>
-                                </w:rPr>
-                                <w:t>ENHANCEMENT</w:t>
-                              </w:r>
-                            </w:p>
-                          </w:txbxContent>
-                        </wps:txbx>
-                        <wps:bodyPr rot="0" vert="horz" wrap="square" lIns="0" tIns="0" rIns="0" bIns="0" anchor="t" anchorCtr="0" upright="1">
-                          <a:noAutofit/>
-                        </wps:bodyPr>
-                      </wps:wsp>
-                    </wpg:wgp>
-                  </a:graphicData>
-                </a:graphic>
-                <wp14:sizeRelH relativeFrom="page">
-                  <wp14:pctWidth>0</wp14:pctWidth>
-                </wp14:sizeRelH>
-                <wp14:sizeRelV relativeFrom="page">
-                  <wp14:pctHeight>0</wp14:pctHeight>
-                </wp14:sizeRelV>
-              </wp:anchor>
-            </w:drawing>
-          </mc:Choice>
-          <mc:Fallback xmlns:w16se="http://schemas.microsoft.com/office/word/2015/wordml/symex" xmlns:w16cid="http://schemas.microsoft.com/office/word/2016/wordml/cid" xmlns:w15="http://schemas.microsoft.com/office/word/2012/wordml" xmlns:am3d="http://schemas.microsoft.com/office/drawing/2017/model3d" xmlns:aink="http://schemas.microsoft.com/office/drawing/2016/ink" xmlns:cx8="http://schemas.microsoft.com/office/drawing/2016/5/14/chartex" xmlns:cx7="http://schemas.microsoft.com/office/drawing/2016/5/13/chartex" xmlns:cx6="http://schemas.microsoft.com/office/drawing/2016/5/12/chartex" xmlns:cx5="http://schemas.microsoft.com/office/drawing/2016/5/11/chartex" xmlns:cx4="http://schemas.microsoft.com/office/drawing/2016/5/10/chartex" xmlns:cx3="http://schemas.microsoft.com/office/drawing/2016/5/9/chartex" xmlns:cx2="http://schemas.microsoft.com/office/drawing/2015/10/21/chartex" xmlns:cx1="http://schemas.microsoft.com/office/drawing/2015/9/8/chartex" xmlns:cx="http://schemas.microsoft.com/office/drawing/2014/chartex">
-            <w:pict>
-              <v:group id="Group 14" o:spid="_x0000_s1036" style="position:absolute;margin-left:50.35pt;margin-top:15.8pt;width:510.3pt;height:187.4pt;z-index:-15728128;mso-wrap-distance-left:0;mso-wrap-distance-right:0;mso-position-horizontal-relative:page" coordorigin="1007,316" coordsize="10206,3748" o:gfxdata="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">
-                <v:line id="Line 23" o:spid="_x0000_s1037" style="position:absolute;visibility:visible;mso-wrap-style:square" from="1009,318" to="1009,4062" o:connectortype="straight" o:gfxdata="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" strokeweight=".14pt"/>
-                <v:rect id="Rectangle 22" o:spid="_x0000_s1038" style="position:absolute;left:1008;top:316;width:20;height:3747;visibility:visible;mso-wrap-style:square;v-text-anchor:top" o:gfxdata="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" fillcolor="black" stroked="f"/>
-                <v:line id="Line 21" o:spid="_x0000_s1039" style="position:absolute;visibility:visible;mso-wrap-style:square" from="11194,893" to="11194,4062" o:connectortype="straight" o:gfxdata="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" strokeweight=".14pt"/>
-                <v:shape id="Freeform 20" o:spid="_x0000_s1040" style="position:absolute;left:1027;top:336;width:10186;height:3728;visibility:visible;mso-wrap-style:square;v-text-anchor:top" coordsize="10186,3728" o:gfxdata="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" path="m10186,r-20,l10166,557,,557r,10l10166,567r,3161l10186,3728r,-3161l10186,557r,-557xe" fillcolor="black" stroked="f">
-                  <v:path arrowok="t" o:connecttype="custom" o:connectlocs="10186,336;10166,336;10166,893;0,893;0,903;10166,903;10166,4064;10186,4064;10186,903;10186,893;10186,336" o:connectangles="0,0,0,0,0,0,0,0,0,0,0"/>
-                </v:shape>
-                <v:line id="Line 19" o:spid="_x0000_s1041" style="position:absolute;visibility:visible;mso-wrap-style:square" from="1028,4046" to="11211,4046" o:connectortype="straight" o:gfxdata="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" strokeweight=".14pt"/>
-                <v:rect id="Rectangle 18" o:spid="_x0000_s1042" style="position:absolute;left:1027;top:4044;width:10186;height:20;visibility:visible;mso-wrap-style:square;v-text-anchor:top" o:gfxdata="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" fillcolor="black" stroked="f"/>
-                <v:rect id="Rectangle 17" o:spid="_x0000_s1043" style="position:absolute;left:1017;top:326;width:10186;height:567;visibility:visible;mso-wrap-style:square;v-text-anchor:top" o:gfxdata="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" fillcolor="#4470c4" stroked="f"/>
-                <v:rect id="Rectangle 16" o:spid="_x0000_s1044" style="position:absolute;left:1017;top:326;width:10186;height:567;visibility:visible;mso-wrap-style:square;v-text-anchor:top" o:gfxdata="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" filled="f" strokeweight=".97pt"/>
-                <v:shape id="Text Box 15" o:spid="_x0000_s1045" type="#_x0000_t202" style="position:absolute;left:1017;top:326;width:10185;height:568;visibility:visible;mso-wrap-style:square;v-text-anchor:top" o:gfxdata="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" fillcolor="#4470c4" strokeweight=".35281mm">
-                  <v:textbox inset="0,0,0,0">
-                    <w:txbxContent>
-                      <w:p>
-                        <w:pPr>
-                          <w:spacing w:before="141"/>
-                          <w:ind w:left="92"/>
-                          <w:rPr>
-                            <w:b/>
-                          </w:rPr>
-                        </w:pPr>
-                        <w:r>
-                          <w:rPr>
-                            <w:b/>
-                            <w:color w:val="FFFFFF"/>
-                          </w:rPr>
-                          <w:t>REASON</w:t>
-                        </w:r>
-                        <w:r>
-                          <w:rPr>
-                            <w:b/>
-                            <w:color w:val="FFFFFF"/>
-                            <w:spacing w:val="-10"/>
-                          </w:rPr>
-                          <w:t xml:space="preserve"> </w:t>
-                        </w:r>
-                        <w:r>
-                          <w:rPr>
-                            <w:b/>
-                            <w:color w:val="FFFFFF"/>
-                          </w:rPr>
-                          <w:t>FOR</w:t>
-                        </w:r>
-                        <w:r>
-                          <w:rPr>
-                            <w:b/>
-                            <w:color w:val="FFFFFF"/>
-                            <w:spacing w:val="-10"/>
-                          </w:rPr>
-                          <w:t xml:space="preserve"> </w:t>
-                        </w:r>
-                        <w:r>
-                          <w:rPr>
-                            <w:b/>
-                            <w:color w:val="FFFFFF"/>
-                          </w:rPr>
-                          <w:t>ENHANCEMENT</w:t>
-                        </w:r>
-                      </w:p>
-                    </w:txbxContent>
-                  </v:textbox>
-                </v:shape>
-                <w10:wrap type="topAndBottom" anchorx="page"/>
-              </v:group>
-            </w:pict>
-          </mc:Fallback>
-        </mc:AlternateContent>
-      </w:r>
     </w:p>
     <w:p>
       <w:pPr>
@@ -1948,25 +996,10 @@
       </w:r>
       <w:r>
         <w:tab/>
-        <w:t>SDD</w:t>
-      </w:r>
-      <w:r>
-        <w:rPr>
-          <w:spacing w:val="-2"/>
-        </w:rPr>
-        <w:t xml:space="preserve"> </w:t>
-      </w:r>
-      <w:r>
-        <w:t>Team</w:t>
-      </w:r>
-      <w:r>
-        <w:rPr>
-          <w:spacing w:val="1"/>
-        </w:rPr>
-        <w:t xml:space="preserve"> </w:t>
-      </w:r>
-      <w:r>
-        <w:t>Leader:</w:t>
+        <w:t>IT Team Lead</w:t>
+      </w:r>
+      <w:r>
+        <w:t>:</w:t>
       </w:r>
     </w:p>
     <w:p>
@@ -2006,7 +1039,7 @@
         <mc:AlternateContent>
           <mc:Choice Requires="wpg">
             <w:drawing>
-              <wp:anchor distT="0" distB="0" distL="0" distR="0" simplePos="0" relativeHeight="487588864" behindDoc="1" locked="0" layoutInCell="1" allowOverlap="1">
+              <wp:anchor distT="0" distB="0" distL="0" distR="0" simplePos="0" relativeHeight="251655168" behindDoc="1" locked="0" layoutInCell="1" allowOverlap="1" wp14:anchorId="01A38452" wp14:editId="01A38453">
                 <wp:simplePos x="0" y="0"/>
                 <wp:positionH relativeFrom="page">
                   <wp:posOffset>850265</wp:posOffset>
@@ -2018,16 +1051,12 @@
                 <wp:effectExtent l="0" t="0" r="0" b="0"/>
                 <wp:wrapTopAndBottom/>
                 <wp:docPr id="10" name="Group 11"/>
-                <wp:cNvGraphicFramePr>
-                  <a:graphicFrameLocks xmlns:a="http://schemas.openxmlformats.org/drawingml/2006/main"/>
-                </wp:cNvGraphicFramePr>
+                <wp:cNvGraphicFramePr/>
                 <a:graphic xmlns:a="http://schemas.openxmlformats.org/drawingml/2006/main">
                   <a:graphicData uri="http://schemas.microsoft.com/office/word/2010/wordprocessingGroup">
                     <wpg:wgp>
-                      <wpg:cNvGrpSpPr>
-                        <a:grpSpLocks/>
-                      </wpg:cNvGrpSpPr>
-                      <wpg:grpSpPr bwMode="auto">
+                      <wpg:cNvGrpSpPr/>
+                      <wpg:grpSpPr>
                         <a:xfrm>
                           <a:off x="0" y="0"/>
                           <a:ext cx="1731645" cy="12700"/>
@@ -2055,16 +1084,7 @@
                             </a:solidFill>
                             <a:prstDash val="solid"/>
                             <a:round/>
-                            <a:headEnd/>
-                            <a:tailEnd/>
                           </a:ln>
-                          <a:extLst>
-                            <a:ext uri="{909E8E84-426E-40DD-AFC4-6F175D3DCCD1}">
-                              <a14:hiddenFill xmlns:a14="http://schemas.microsoft.com/office/drawing/2010/main">
-                                <a:noFill/>
-                              </a14:hiddenFill>
-                            </a:ext>
-                          </a:extLst>
                         </wps:spPr>
                         <wps:bodyPr/>
                       </wps:wsp>
@@ -2087,18 +1107,6 @@
                           <a:ln>
                             <a:noFill/>
                           </a:ln>
-                          <a:extLst>
-                            <a:ext uri="{91240B29-F687-4F45-9708-019B960494DF}">
-                              <a14:hiddenLine xmlns:a14="http://schemas.microsoft.com/office/drawing/2010/main" w="9525">
-                                <a:solidFill>
-                                  <a:srgbClr val="000000"/>
-                                </a:solidFill>
-                                <a:miter lim="800000"/>
-                                <a:headEnd/>
-                                <a:tailEnd/>
-                              </a14:hiddenLine>
-                            </a:ext>
-                          </a:extLst>
                         </wps:spPr>
                         <wps:bodyPr rot="0" vert="horz" wrap="square" lIns="91440" tIns="45720" rIns="91440" bIns="45720" anchor="t" anchorCtr="0" upright="1">
                           <a:noAutofit/>
@@ -2107,18 +1115,12 @@
                     </wpg:wgp>
                   </a:graphicData>
                 </a:graphic>
-                <wp14:sizeRelH relativeFrom="page">
-                  <wp14:pctWidth>0</wp14:pctWidth>
-                </wp14:sizeRelH>
-                <wp14:sizeRelV relativeFrom="page">
-                  <wp14:pctHeight>0</wp14:pctHeight>
-                </wp14:sizeRelV>
               </wp:anchor>
             </w:drawing>
           </mc:Choice>
-          <mc:Fallback xmlns:w16se="http://schemas.microsoft.com/office/word/2015/wordml/symex" xmlns:w16cid="http://schemas.microsoft.com/office/word/2016/wordml/cid" xmlns:w15="http://schemas.microsoft.com/office/word/2012/wordml" xmlns:am3d="http://schemas.microsoft.com/office/drawing/2017/model3d" xmlns:aink="http://schemas.microsoft.com/office/drawing/2016/ink" xmlns:cx8="http://schemas.microsoft.com/office/drawing/2016/5/14/chartex" xmlns:cx7="http://schemas.microsoft.com/office/drawing/2016/5/13/chartex" xmlns:cx6="http://schemas.microsoft.com/office/drawing/2016/5/12/chartex" xmlns:cx5="http://schemas.microsoft.com/office/drawing/2016/5/11/chartex" xmlns:cx4="http://schemas.microsoft.com/office/drawing/2016/5/10/chartex" xmlns:cx3="http://schemas.microsoft.com/office/drawing/2016/5/9/chartex" xmlns:cx2="http://schemas.microsoft.com/office/drawing/2015/10/21/chartex" xmlns:cx1="http://schemas.microsoft.com/office/drawing/2015/9/8/chartex" xmlns:cx="http://schemas.microsoft.com/office/drawing/2014/chartex">
+          <mc:Fallback xmlns:w16se="http://schemas.microsoft.com/office/word/2015/wordml/symex" xmlns:w16sdtdh="http://schemas.microsoft.com/office/word/2020/wordml/sdtdatahash" xmlns:w16="http://schemas.microsoft.com/office/word/2018/wordml" xmlns:w16cid="http://schemas.microsoft.com/office/word/2016/wordml/cid" xmlns:w16cex="http://schemas.microsoft.com/office/word/2018/wordml/cex" xmlns:w15="http://schemas.microsoft.com/office/word/2012/wordml" xmlns:oel="http://schemas.microsoft.com/office/2019/extlst" xmlns:am3d="http://schemas.microsoft.com/office/drawing/2017/model3d" xmlns:aink="http://schemas.microsoft.com/office/drawing/2016/ink" xmlns:cx8="http://schemas.microsoft.com/office/drawing/2016/5/14/chartex" xmlns:cx7="http://schemas.microsoft.com/office/drawing/2016/5/13/chartex" xmlns:cx6="http://schemas.microsoft.com/office/drawing/2016/5/12/chartex" xmlns:cx5="http://schemas.microsoft.com/office/drawing/2016/5/11/chartex" xmlns:cx4="http://schemas.microsoft.com/office/drawing/2016/5/10/chartex" xmlns:cx3="http://schemas.microsoft.com/office/drawing/2016/5/9/chartex" xmlns:cx2="http://schemas.microsoft.com/office/drawing/2015/10/21/chartex" xmlns:cx1="http://schemas.microsoft.com/office/drawing/2015/9/8/chartex" xmlns:cx="http://schemas.microsoft.com/office/drawing/2014/chartex">
             <w:pict>
-              <v:group w14:anchorId="1CD3286B" id="Group 11" o:spid="_x0000_s1026" style="position:absolute;margin-left:66.95pt;margin-top:10.05pt;width:136.35pt;height:1pt;z-index:-15727616;mso-wrap-distance-left:0;mso-wrap-distance-right:0;mso-position-horizontal-relative:page" coordorigin="1339,201" coordsize="2727,20" o:gfxdata="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">
+              <v:group w14:anchorId="5E106897" id="Group 11" o:spid="_x0000_s1026" style="position:absolute;margin-left:66.95pt;margin-top:10.05pt;width:136.35pt;height:1pt;z-index:-251661312;mso-wrap-distance-left:0;mso-wrap-distance-right:0;mso-position-horizontal-relative:page" coordorigin="1339,201" coordsize="2727,20" o:gfxdata="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">
                 <v:line id="Line 13" o:spid="_x0000_s1027" style="position:absolute;visibility:visible;mso-wrap-style:square" from="1341,203" to="4065,203" o:connectortype="straight" o:gfxdata="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" strokeweight=".14pt"/>
                 <v:rect id="Rectangle 12" o:spid="_x0000_s1028" style="position:absolute;left:1339;top:201;width:2727;height:20;visibility:visible;mso-wrap-style:square;v-text-anchor:top" o:gfxdata="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" fillcolor="black" stroked="f"/>
                 <w10:wrap type="topAndBottom" anchorx="page"/>
@@ -2134,7 +1136,7 @@
         <mc:AlternateContent>
           <mc:Choice Requires="wpg">
             <w:drawing>
-              <wp:anchor distT="0" distB="0" distL="0" distR="0" simplePos="0" relativeHeight="487589376" behindDoc="1" locked="0" layoutInCell="1" allowOverlap="1">
+              <wp:anchor distT="0" distB="0" distL="0" distR="0" simplePos="0" relativeHeight="251656192" behindDoc="1" locked="0" layoutInCell="1" allowOverlap="1" wp14:anchorId="01A38454" wp14:editId="01A38455">
                 <wp:simplePos x="0" y="0"/>
                 <wp:positionH relativeFrom="page">
                   <wp:posOffset>5137785</wp:posOffset>
@@ -2146,16 +1148,12 @@
                 <wp:effectExtent l="0" t="0" r="0" b="0"/>
                 <wp:wrapTopAndBottom/>
                 <wp:docPr id="7" name="Group 8"/>
-                <wp:cNvGraphicFramePr>
-                  <a:graphicFrameLocks xmlns:a="http://schemas.openxmlformats.org/drawingml/2006/main"/>
-                </wp:cNvGraphicFramePr>
+                <wp:cNvGraphicFramePr/>
                 <a:graphic xmlns:a="http://schemas.openxmlformats.org/drawingml/2006/main">
                   <a:graphicData uri="http://schemas.microsoft.com/office/word/2010/wordprocessingGroup">
                     <wpg:wgp>
-                      <wpg:cNvGrpSpPr>
-                        <a:grpSpLocks/>
-                      </wpg:cNvGrpSpPr>
-                      <wpg:grpSpPr bwMode="auto">
+                      <wpg:cNvGrpSpPr/>
+                      <wpg:grpSpPr>
                         <a:xfrm>
                           <a:off x="0" y="0"/>
                           <a:ext cx="1781810" cy="12700"/>
@@ -2183,16 +1181,7 @@
                             </a:solidFill>
                             <a:prstDash val="solid"/>
                             <a:round/>
-                            <a:headEnd/>
-                            <a:tailEnd/>
                           </a:ln>
-                          <a:extLst>
-                            <a:ext uri="{909E8E84-426E-40DD-AFC4-6F175D3DCCD1}">
-                              <a14:hiddenFill xmlns:a14="http://schemas.microsoft.com/office/drawing/2010/main">
-                                <a:noFill/>
-                              </a14:hiddenFill>
-                            </a:ext>
-                          </a:extLst>
                         </wps:spPr>
                         <wps:bodyPr/>
                       </wps:wsp>
@@ -2215,18 +1204,6 @@
                           <a:ln>
                             <a:noFill/>
                           </a:ln>
-                          <a:extLst>
-                            <a:ext uri="{91240B29-F687-4F45-9708-019B960494DF}">
-                              <a14:hiddenLine xmlns:a14="http://schemas.microsoft.com/office/drawing/2010/main" w="9525">
-                                <a:solidFill>
-                                  <a:srgbClr val="000000"/>
-                                </a:solidFill>
-                                <a:miter lim="800000"/>
-                                <a:headEnd/>
-                                <a:tailEnd/>
-                              </a14:hiddenLine>
-                            </a:ext>
-                          </a:extLst>
                         </wps:spPr>
                         <wps:bodyPr rot="0" vert="horz" wrap="square" lIns="91440" tIns="45720" rIns="91440" bIns="45720" anchor="t" anchorCtr="0" upright="1">
                           <a:noAutofit/>
@@ -2235,18 +1212,12 @@
                     </wpg:wgp>
                   </a:graphicData>
                 </a:graphic>
-                <wp14:sizeRelH relativeFrom="page">
-                  <wp14:pctWidth>0</wp14:pctWidth>
-                </wp14:sizeRelH>
-                <wp14:sizeRelV relativeFrom="page">
-                  <wp14:pctHeight>0</wp14:pctHeight>
-                </wp14:sizeRelV>
               </wp:anchor>
             </w:drawing>
           </mc:Choice>
-          <mc:Fallback xmlns:w16se="http://schemas.microsoft.com/office/word/2015/wordml/symex" xmlns:w16cid="http://schemas.microsoft.com/office/word/2016/wordml/cid" xmlns:w15="http://schemas.microsoft.com/office/word/2012/wordml" xmlns:am3d="http://schemas.microsoft.com/office/drawing/2017/model3d" xmlns:aink="http://schemas.microsoft.com/office/drawing/2016/ink" xmlns:cx8="http://schemas.microsoft.com/office/drawing/2016/5/14/chartex" xmlns:cx7="http://schemas.microsoft.com/office/drawing/2016/5/13/chartex" xmlns:cx6="http://schemas.microsoft.com/office/drawing/2016/5/12/chartex" xmlns:cx5="http://schemas.microsoft.com/office/drawing/2016/5/11/chartex" xmlns:cx4="http://schemas.microsoft.com/office/drawing/2016/5/10/chartex" xmlns:cx3="http://schemas.microsoft.com/office/drawing/2016/5/9/chartex" xmlns:cx2="http://schemas.microsoft.com/office/drawing/2015/10/21/chartex" xmlns:cx1="http://schemas.microsoft.com/office/drawing/2015/9/8/chartex" xmlns:cx="http://schemas.microsoft.com/office/drawing/2014/chartex">
+          <mc:Fallback xmlns:w16se="http://schemas.microsoft.com/office/word/2015/wordml/symex" xmlns:w16sdtdh="http://schemas.microsoft.com/office/word/2020/wordml/sdtdatahash" xmlns:w16="http://schemas.microsoft.com/office/word/2018/wordml" xmlns:w16cid="http://schemas.microsoft.com/office/word/2016/wordml/cid" xmlns:w16cex="http://schemas.microsoft.com/office/word/2018/wordml/cex" xmlns:w15="http://schemas.microsoft.com/office/word/2012/wordml" xmlns:oel="http://schemas.microsoft.com/office/2019/extlst" xmlns:am3d="http://schemas.microsoft.com/office/drawing/2017/model3d" xmlns:aink="http://schemas.microsoft.com/office/drawing/2016/ink" xmlns:cx8="http://schemas.microsoft.com/office/drawing/2016/5/14/chartex" xmlns:cx7="http://schemas.microsoft.com/office/drawing/2016/5/13/chartex" xmlns:cx6="http://schemas.microsoft.com/office/drawing/2016/5/12/chartex" xmlns:cx5="http://schemas.microsoft.com/office/drawing/2016/5/11/chartex" xmlns:cx4="http://schemas.microsoft.com/office/drawing/2016/5/10/chartex" xmlns:cx3="http://schemas.microsoft.com/office/drawing/2016/5/9/chartex" xmlns:cx2="http://schemas.microsoft.com/office/drawing/2015/10/21/chartex" xmlns:cx1="http://schemas.microsoft.com/office/drawing/2015/9/8/chartex" xmlns:cx="http://schemas.microsoft.com/office/drawing/2014/chartex">
             <w:pict>
-              <v:group w14:anchorId="7657E21A" id="Group 8" o:spid="_x0000_s1026" style="position:absolute;margin-left:404.55pt;margin-top:10.05pt;width:140.3pt;height:1pt;z-index:-15727104;mso-wrap-distance-left:0;mso-wrap-distance-right:0;mso-position-horizontal-relative:page" coordorigin="8091,201" coordsize="2806,20" o:gfxdata="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">
+              <v:group w14:anchorId="351E0DA7" id="Group 8" o:spid="_x0000_s1026" style="position:absolute;margin-left:404.55pt;margin-top:10.05pt;width:140.3pt;height:1pt;z-index:-251660288;mso-wrap-distance-left:0;mso-wrap-distance-right:0;mso-position-horizontal-relative:page" coordorigin="8091,201" coordsize="2806,20" o:gfxdata="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">
                 <v:line id="Line 10" o:spid="_x0000_s1027" style="position:absolute;visibility:visible;mso-wrap-style:square" from="8093,203" to="10897,203" o:connectortype="straight" o:gfxdata="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" strokeweight=".14pt"/>
                 <v:rect id="Rectangle 9" o:spid="_x0000_s1028" style="position:absolute;left:8091;top:201;width:2806;height:20;visibility:visible;mso-wrap-style:square;v-text-anchor:top" o:gfxdata="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" fillcolor="black" stroked="f"/>
                 <w10:wrap type="topAndBottom" anchorx="page"/>
@@ -2258,57 +1229,298 @@
     </w:p>
     <w:p>
       <w:pPr>
-        <w:tabs>
-          <w:tab w:val="left" w:pos="6428"/>
-        </w:tabs>
-        <w:spacing w:before="30"/>
-        <w:ind w:right="1154"/>
-        <w:jc w:val="right"/>
-        <w:rPr>
-          <w:sz w:val="16"/>
+        <w:pStyle w:val="BodyText"/>
+        <w:rPr>
+          <w:i w:val="0"/>
+          <w:sz w:val="18"/>
         </w:rPr>
       </w:pPr>
       <w:r>
         <w:rPr>
-          <w:sz w:val="16"/>
-        </w:rPr>
-        <w:t>&lt;Name&gt;</w:t>
-      </w:r>
-      <w:r>
-        <w:rPr>
-          <w:sz w:val="16"/>
-        </w:rPr>
-        <w:tab/>
-        <w:t>Jemma</w:t>
-      </w:r>
-      <w:r>
-        <w:rPr>
-          <w:spacing w:val="-2"/>
-          <w:sz w:val="16"/>
-        </w:rPr>
-        <w:t xml:space="preserve"> </w:t>
-      </w:r>
-      <w:r>
-        <w:rPr>
-          <w:sz w:val="16"/>
-        </w:rPr>
-        <w:t>I.</w:t>
-      </w:r>
-      <w:r>
-        <w:rPr>
-          <w:spacing w:val="2"/>
-          <w:sz w:val="16"/>
-        </w:rPr>
-        <w:t xml:space="preserve"> </w:t>
-      </w:r>
-      <w:proofErr w:type="spellStart"/>
-      <w:r>
-        <w:rPr>
-          <w:sz w:val="16"/>
-        </w:rPr>
-        <w:t>Boticario</w:t>
-      </w:r>
-      <w:proofErr w:type="spellEnd"/>
+          <w:noProof/>
+          <w:sz w:val="18"/>
+        </w:rPr>
+        <mc:AlternateContent>
+          <mc:Choice Requires="wps">
+            <w:drawing>
+              <wp:anchor distT="0" distB="0" distL="114300" distR="114300" simplePos="0" relativeHeight="251659264" behindDoc="0" locked="0" layoutInCell="1" allowOverlap="1" wp14:anchorId="01A38456" wp14:editId="6AA51355">
+                <wp:simplePos x="0" y="0"/>
+                <wp:positionH relativeFrom="column">
+                  <wp:posOffset>4671060</wp:posOffset>
+                </wp:positionH>
+                <wp:positionV relativeFrom="paragraph">
+                  <wp:posOffset>43815</wp:posOffset>
+                </wp:positionV>
+                <wp:extent cx="1723390" cy="355600"/>
+                <wp:effectExtent l="0" t="0" r="0" b="6350"/>
+                <wp:wrapNone/>
+                <wp:docPr id="2" name="Text Box 2"/>
+                <wp:cNvGraphicFramePr/>
+                <a:graphic xmlns:a="http://schemas.openxmlformats.org/drawingml/2006/main">
+                  <a:graphicData uri="http://schemas.microsoft.com/office/word/2010/wordprocessingShape">
+                    <wps:wsp>
+                      <wps:cNvSpPr txBox="1"/>
+                      <wps:spPr>
+                        <a:xfrm>
+                          <a:off x="0" y="0"/>
+                          <a:ext cx="1723390" cy="355600"/>
+                        </a:xfrm>
+                        <a:prstGeom prst="rect">
+                          <a:avLst/>
+                        </a:prstGeom>
+                        <a:solidFill>
+                          <a:schemeClr val="lt1"/>
+                        </a:solidFill>
+                        <a:ln w="6350">
+                          <a:noFill/>
+                        </a:ln>
+                      </wps:spPr>
+                      <wps:style>
+                        <a:lnRef idx="0">
+                          <a:schemeClr val="accent1"/>
+                        </a:lnRef>
+                        <a:fillRef idx="0">
+                          <a:schemeClr val="accent1"/>
+                        </a:fillRef>
+                        <a:effectRef idx="0">
+                          <a:schemeClr val="accent1"/>
+                        </a:effectRef>
+                        <a:fontRef idx="minor">
+                          <a:schemeClr val="dk1"/>
+                        </a:fontRef>
+                      </wps:style>
+                      <wps:txbx>
+                        <w:txbxContent>
+                          <w:p>
+                            <w:pPr>
+                              <w:jc w:val="center"/>
+                              <w:rPr>
+                                <w:b/>
+                                <w:sz w:val="16"/>
+                                <w:szCs w:val="16"/>
+                              </w:rPr>
+                            </w:pPr>
+                            <w:r>
+                              <w:rPr>
+                                <w:b/>
+                                <w:sz w:val="16"/>
+                                <w:szCs w:val="16"/>
+                              </w:rPr>
+                              <w:t>JOHN LHET D. ALDEA</w:t>
+                            </w:r>
+                          </w:p>
+                        </w:txbxContent>
+                      </wps:txbx>
+                      <wps:bodyPr rot="0" spcFirstLastPara="0" vertOverflow="overflow" horzOverflow="overflow" vert="horz" wrap="square" lIns="91440" tIns="45720" rIns="91440" bIns="45720" numCol="1" spcCol="0" rtlCol="0" fromWordArt="0" anchor="t" anchorCtr="0" forceAA="0" compatLnSpc="1">
+                        <a:noAutofit/>
+                      </wps:bodyPr>
+                    </wps:wsp>
+                  </a:graphicData>
+                </a:graphic>
+                <wp14:sizeRelV relativeFrom="margin">
+                  <wp14:pctHeight>0</wp14:pctHeight>
+                </wp14:sizeRelV>
+              </wp:anchor>
+            </w:drawing>
+          </mc:Choice>
+          <mc:Fallback>
+            <w:pict>
+              <v:shapetype id="_x0000_t202" coordsize="21600,21600" o:spt="202" path="m,l,21600r21600,l21600,xe">
+                <v:stroke joinstyle="miter"/>
+                <v:path gradientshapeok="t" o:connecttype="rect"/>
+              </v:shapetype>
+              <v:shape id="Text Box 2" o:spid="_x0000_s1026" type="#_x0000_t202" style="position:absolute;margin-left:367.8pt;margin-top:3.45pt;width:135.7pt;height:28pt;z-index:251659264;visibility:visible;mso-wrap-style:square;mso-height-percent:0;mso-wrap-distance-left:9pt;mso-wrap-distance-top:0;mso-wrap-distance-right:9pt;mso-wrap-distance-bottom:0;mso-position-horizontal:absolute;mso-position-horizontal-relative:text;mso-position-vertical:absolute;mso-position-vertical-relative:text;mso-height-percent:0;mso-height-relative:margin;v-text-anchor:top" o:gfxdata="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" fillcolor="white [3201]" stroked="f" strokeweight=".5pt">
+                <v:textbox>
+                  <w:txbxContent>
+                    <w:p>
+                      <w:pPr>
+                        <w:jc w:val="center"/>
+                        <w:rPr>
+                          <w:b/>
+                          <w:sz w:val="16"/>
+                          <w:szCs w:val="16"/>
+                        </w:rPr>
+                      </w:pPr>
+                      <w:r>
+                        <w:rPr>
+                          <w:b/>
+                          <w:sz w:val="16"/>
+                          <w:szCs w:val="16"/>
+                        </w:rPr>
+                        <w:t>JOHN LHET D. ALDEA</w:t>
+                      </w:r>
+                    </w:p>
+                  </w:txbxContent>
+                </v:textbox>
+              </v:shape>
+            </w:pict>
+          </mc:Fallback>
+        </mc:AlternateContent>
+      </w:r>
+      <w:r>
+        <w:rPr>
+          <w:noProof/>
+          <w:sz w:val="18"/>
+        </w:rPr>
+        <mc:AlternateContent>
+          <mc:Choice Requires="wps">
+            <w:drawing>
+              <wp:anchor distT="0" distB="0" distL="114300" distR="114300" simplePos="0" relativeHeight="251658240" behindDoc="0" locked="0" layoutInCell="1" allowOverlap="1" wp14:anchorId="01A38458" wp14:editId="65BE9743">
+                <wp:simplePos x="0" y="0"/>
+                <wp:positionH relativeFrom="column">
+                  <wp:posOffset>360045</wp:posOffset>
+                </wp:positionH>
+                <wp:positionV relativeFrom="paragraph">
+                  <wp:posOffset>55880</wp:posOffset>
+                </wp:positionV>
+                <wp:extent cx="1723390" cy="344170"/>
+                <wp:effectExtent l="0" t="0" r="0" b="0"/>
+                <wp:wrapNone/>
+                <wp:docPr id="1" name="Text Box 1"/>
+                <wp:cNvGraphicFramePr/>
+                <a:graphic xmlns:a="http://schemas.openxmlformats.org/drawingml/2006/main">
+                  <a:graphicData uri="http://schemas.microsoft.com/office/word/2010/wordprocessingShape">
+                    <wps:wsp>
+                      <wps:cNvSpPr txBox="1"/>
+                      <wps:spPr>
+                        <a:xfrm>
+                          <a:off x="0" y="0"/>
+                          <a:ext cx="1723390" cy="344170"/>
+                        </a:xfrm>
+                        <a:prstGeom prst="rect">
+                          <a:avLst/>
+                        </a:prstGeom>
+                        <a:solidFill>
+                          <a:schemeClr val="lt1"/>
+                        </a:solidFill>
+                        <a:ln w="6350">
+                          <a:noFill/>
+                        </a:ln>
+                      </wps:spPr>
+                      <wps:style>
+                        <a:lnRef idx="0">
+                          <a:schemeClr val="accent1"/>
+                        </a:lnRef>
+                        <a:fillRef idx="0">
+                          <a:schemeClr val="accent1"/>
+                        </a:fillRef>
+                        <a:effectRef idx="0">
+                          <a:schemeClr val="accent1"/>
+                        </a:effectRef>
+                        <a:fontRef idx="minor">
+                          <a:schemeClr val="dk1"/>
+                        </a:fontRef>
+                      </wps:style>
+                      <wps:txbx>
+                        <w:txbxContent>
+                          <w:p>
+                            <w:pPr>
+                              <w:jc w:val="center"/>
+                              <w:rPr>
+                                <w:sz w:val="16"/>
+                                <w:szCs w:val="16"/>
+                              </w:rPr>
+                            </w:pPr>
+                            <w:r>
+                              <w:rPr>
+                                <w:sz w:val="16"/>
+                                <w:szCs w:val="16"/>
+                              </w:rPr>
+                              <w:t>&lt;Name&gt;</w:t>
+                            </w:r>
+                          </w:p>
+                          <w:p>
+                            <w:pPr>
+                              <w:jc w:val="center"/>
+                              <w:rPr>
+                                <w:sz w:val="16"/>
+                                <w:szCs w:val="16"/>
+                              </w:rPr>
+                            </w:pPr>
+                            <w:r>
+                              <w:rPr>
+                                <w:sz w:val="16"/>
+                                <w:szCs w:val="16"/>
+                              </w:rPr>
+                              <w:t>&lt;Designation&gt;</w:t>
+                            </w:r>
+                          </w:p>
+                          <w:p>
+                            <w:pPr>
+                              <w:jc w:val="center"/>
+                              <w:rPr>
+                                <w:sz w:val="16"/>
+                                <w:szCs w:val="16"/>
+                              </w:rPr>
+                            </w:pPr>
+                          </w:p>
+                        </w:txbxContent>
+                      </wps:txbx>
+                      <wps:bodyPr rot="0" spcFirstLastPara="0" vertOverflow="overflow" horzOverflow="overflow" vert="horz" wrap="square" lIns="91440" tIns="45720" rIns="91440" bIns="45720" numCol="1" spcCol="0" rtlCol="0" fromWordArt="0" anchor="t" anchorCtr="0" forceAA="0" compatLnSpc="1">
+                        <a:noAutofit/>
+                      </wps:bodyPr>
+                    </wps:wsp>
+                  </a:graphicData>
+                </a:graphic>
+                <wp14:sizeRelV relativeFrom="margin">
+                  <wp14:pctHeight>0</wp14:pctHeight>
+                </wp14:sizeRelV>
+              </wp:anchor>
+            </w:drawing>
+          </mc:Choice>
+          <mc:Fallback>
+            <w:pict>
+              <v:shape id="Text Box 1" o:spid="_x0000_s1027" type="#_x0000_t202" style="position:absolute;margin-left:28.35pt;margin-top:4.4pt;width:135.7pt;height:27.1pt;z-index:251658240;visibility:visible;mso-wrap-style:square;mso-height-percent:0;mso-wrap-distance-left:9pt;mso-wrap-distance-top:0;mso-wrap-distance-right:9pt;mso-wrap-distance-bottom:0;mso-position-horizontal:absolute;mso-position-horizontal-relative:text;mso-position-vertical:absolute;mso-position-vertical-relative:text;mso-height-percent:0;mso-height-relative:margin;v-text-anchor:top" o:gfxdata="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" fillcolor="white [3201]" stroked="f" strokeweight=".5pt">
+                <v:textbox>
+                  <w:txbxContent>
+                    <w:p>
+                      <w:pPr>
+                        <w:jc w:val="center"/>
+                        <w:rPr>
+                          <w:sz w:val="16"/>
+                          <w:szCs w:val="16"/>
+                        </w:rPr>
+                      </w:pPr>
+                      <w:r>
+                        <w:rPr>
+                          <w:sz w:val="16"/>
+                          <w:szCs w:val="16"/>
+                        </w:rPr>
+                        <w:t>&lt;Name&gt;</w:t>
+                      </w:r>
+                    </w:p>
+                    <w:p>
+                      <w:pPr>
+                        <w:jc w:val="center"/>
+                        <w:rPr>
+                          <w:sz w:val="16"/>
+                          <w:szCs w:val="16"/>
+                        </w:rPr>
+                      </w:pPr>
+                      <w:r>
+                        <w:rPr>
+                          <w:sz w:val="16"/>
+                          <w:szCs w:val="16"/>
+                        </w:rPr>
+                        <w:t>&lt;Designation&gt;</w:t>
+                      </w:r>
+                    </w:p>
+                    <w:p>
+                      <w:pPr>
+                        <w:jc w:val="center"/>
+                        <w:rPr>
+                          <w:sz w:val="16"/>
+                          <w:szCs w:val="16"/>
+                        </w:rPr>
+                      </w:pPr>
+                    </w:p>
+                  </w:txbxContent>
+                </v:textbox>
+              </v:shape>
+            </w:pict>
+          </mc:Fallback>
+        </mc:AlternateContent>
+      </w:r>
     </w:p>
     <w:p>
       <w:pPr>
@@ -2407,7 +1619,7 @@
         <mc:AlternateContent>
           <mc:Choice Requires="wpg">
             <w:drawing>
-              <wp:anchor distT="0" distB="0" distL="0" distR="0" simplePos="0" relativeHeight="487589888" behindDoc="1" locked="0" layoutInCell="1" allowOverlap="1">
+              <wp:anchor distT="0" distB="0" distL="0" distR="0" simplePos="0" relativeHeight="251657216" behindDoc="1" locked="0" layoutInCell="1" allowOverlap="1" wp14:anchorId="01A3845A" wp14:editId="20C8D133">
                 <wp:simplePos x="0" y="0"/>
                 <wp:positionH relativeFrom="page">
                   <wp:posOffset>850265</wp:posOffset>
@@ -2419,16 +1631,12 @@
                 <wp:effectExtent l="0" t="0" r="0" b="0"/>
                 <wp:wrapTopAndBottom/>
                 <wp:docPr id="4" name="Group 5"/>
-                <wp:cNvGraphicFramePr>
-                  <a:graphicFrameLocks xmlns:a="http://schemas.openxmlformats.org/drawingml/2006/main"/>
-                </wp:cNvGraphicFramePr>
+                <wp:cNvGraphicFramePr/>
                 <a:graphic xmlns:a="http://schemas.openxmlformats.org/drawingml/2006/main">
                   <a:graphicData uri="http://schemas.microsoft.com/office/word/2010/wordprocessingGroup">
                     <wpg:wgp>
-                      <wpg:cNvGrpSpPr>
-                        <a:grpSpLocks/>
-                      </wpg:cNvGrpSpPr>
-                      <wpg:grpSpPr bwMode="auto">
+                      <wpg:cNvGrpSpPr/>
+                      <wpg:grpSpPr>
                         <a:xfrm>
                           <a:off x="0" y="0"/>
                           <a:ext cx="1731645" cy="13335"/>
@@ -2456,16 +1664,7 @@
                             </a:solidFill>
                             <a:prstDash val="solid"/>
                             <a:round/>
-                            <a:headEnd/>
-                            <a:tailEnd/>
                           </a:ln>
-                          <a:extLst>
-                            <a:ext uri="{909E8E84-426E-40DD-AFC4-6F175D3DCCD1}">
-                              <a14:hiddenFill xmlns:a14="http://schemas.microsoft.com/office/drawing/2010/main">
-                                <a:noFill/>
-                              </a14:hiddenFill>
-                            </a:ext>
-                          </a:extLst>
                         </wps:spPr>
                         <wps:bodyPr/>
                       </wps:wsp>
@@ -2488,18 +1687,6 @@
                           <a:ln>
                             <a:noFill/>
                           </a:ln>
-                          <a:extLst>
-                            <a:ext uri="{91240B29-F687-4F45-9708-019B960494DF}">
-                              <a14:hiddenLine xmlns:a14="http://schemas.microsoft.com/office/drawing/2010/main" w="9525">
-                                <a:solidFill>
-                                  <a:srgbClr val="000000"/>
-                                </a:solidFill>
-                                <a:miter lim="800000"/>
-                                <a:headEnd/>
-                                <a:tailEnd/>
-                              </a14:hiddenLine>
-                            </a:ext>
-                          </a:extLst>
                         </wps:spPr>
                         <wps:bodyPr rot="0" vert="horz" wrap="square" lIns="91440" tIns="45720" rIns="91440" bIns="45720" anchor="t" anchorCtr="0" upright="1">
                           <a:noAutofit/>
@@ -2508,20 +1695,14 @@
                     </wpg:wgp>
                   </a:graphicData>
                 </a:graphic>
-                <wp14:sizeRelH relativeFrom="page">
-                  <wp14:pctWidth>0</wp14:pctWidth>
-                </wp14:sizeRelH>
-                <wp14:sizeRelV relativeFrom="page">
-                  <wp14:pctHeight>0</wp14:pctHeight>
-                </wp14:sizeRelV>
               </wp:anchor>
             </w:drawing>
           </mc:Choice>
-          <mc:Fallback xmlns:w16se="http://schemas.microsoft.com/office/word/2015/wordml/symex" xmlns:w16cid="http://schemas.microsoft.com/office/word/2016/wordml/cid" xmlns:w15="http://schemas.microsoft.com/office/word/2012/wordml" xmlns:am3d="http://schemas.microsoft.com/office/drawing/2017/model3d" xmlns:aink="http://schemas.microsoft.com/office/drawing/2016/ink" xmlns:cx8="http://schemas.microsoft.com/office/drawing/2016/5/14/chartex" xmlns:cx7="http://schemas.microsoft.com/office/drawing/2016/5/13/chartex" xmlns:cx6="http://schemas.microsoft.com/office/drawing/2016/5/12/chartex" xmlns:cx5="http://schemas.microsoft.com/office/drawing/2016/5/11/chartex" xmlns:cx4="http://schemas.microsoft.com/office/drawing/2016/5/10/chartex" xmlns:cx3="http://schemas.microsoft.com/office/drawing/2016/5/9/chartex" xmlns:cx2="http://schemas.microsoft.com/office/drawing/2015/10/21/chartex" xmlns:cx1="http://schemas.microsoft.com/office/drawing/2015/9/8/chartex" xmlns:cx="http://schemas.microsoft.com/office/drawing/2014/chartex">
+          <mc:Fallback>
             <w:pict>
-              <v:group w14:anchorId="5D26AD38" id="Group 5" o:spid="_x0000_s1026" style="position:absolute;margin-left:66.95pt;margin-top:10.2pt;width:136.35pt;height:1.05pt;z-index:-15726592;mso-wrap-distance-left:0;mso-wrap-distance-right:0;mso-position-horizontal-relative:page" coordorigin="1339,204" coordsize="2727,21" o:gfxdata="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">
-                <v:line id="Line 7" o:spid="_x0000_s1027" style="position:absolute;visibility:visible;mso-wrap-style:square" from="1341,205" to="4065,205" o:connectortype="straight" o:gfxdata="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" strokeweight=".14pt"/>
-                <v:rect id="Rectangle 6" o:spid="_x0000_s1028" style="position:absolute;left:1339;top:204;width:2727;height:20;visibility:visible;mso-wrap-style:square;v-text-anchor:top" o:gfxdata="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" fillcolor="black" stroked="f"/>
+              <v:group id="Group 5" o:spid="_x0000_s1026" style="position:absolute;margin-left:66.95pt;margin-top:10.2pt;width:136.35pt;height:1.05pt;z-index:-251659264;mso-wrap-distance-left:0;mso-wrap-distance-right:0;mso-position-horizontal-relative:page" coordorigin="1339,204" coordsize="2727,21" o:gfxdata="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">
+                <v:line id="Line 7" o:spid="_x0000_s1027" style="position:absolute;visibility:visible;mso-wrap-style:square" from="1341,205" to="4065,205" o:connectortype="straight" o:gfxdata="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" strokeweight=".14pt"/>
+                <v:rect id="Rectangle 6" o:spid="_x0000_s1028" style="position:absolute;left:1339;top:204;width:2727;height:20;visibility:visible;mso-wrap-style:square;v-text-anchor:top" o:gfxdata="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" fillcolor="black" stroked="f"/>
                 <w10:wrap type="topAndBottom" anchorx="page"/>
               </v:group>
             </w:pict>
@@ -2541,42 +1722,157 @@
           <w:sz w:val="16"/>
         </w:rPr>
       </w:pPr>
-      <w:bookmarkStart w:id="0" w:name="_GoBack"/>
-      <w:bookmarkEnd w:id="0"/>
-      <w:r>
-        <w:rPr>
-          <w:sz w:val="16"/>
-        </w:rPr>
-        <w:t>Marianna</w:t>
-      </w:r>
-      <w:r>
-        <w:rPr>
-          <w:spacing w:val="-4"/>
-          <w:sz w:val="16"/>
-        </w:rPr>
-        <w:t xml:space="preserve"> </w:t>
-      </w:r>
-      <w:r>
-        <w:rPr>
-          <w:sz w:val="16"/>
-        </w:rPr>
-        <w:t>L.</w:t>
-      </w:r>
-      <w:r>
-        <w:rPr>
-          <w:spacing w:val="-1"/>
-          <w:sz w:val="16"/>
-        </w:rPr>
-        <w:t xml:space="preserve"> </w:t>
-      </w:r>
-      <w:proofErr w:type="spellStart"/>
-      <w:r>
-        <w:rPr>
-          <w:sz w:val="16"/>
-        </w:rPr>
-        <w:t>Ostwani</w:t>
-      </w:r>
-      <w:proofErr w:type="spellEnd"/>
+      <w:r>
+        <w:rPr>
+          <w:noProof/>
+          <w:sz w:val="18"/>
+        </w:rPr>
+        <mc:AlternateContent>
+          <mc:Choice Requires="wps">
+            <w:drawing>
+              <wp:anchor distT="0" distB="0" distL="114300" distR="114300" simplePos="0" relativeHeight="251660288" behindDoc="0" locked="0" layoutInCell="1" allowOverlap="1" wp14:anchorId="01A3845C" wp14:editId="530E624D">
+                <wp:simplePos x="0" y="0"/>
+                <wp:positionH relativeFrom="column">
+                  <wp:posOffset>96520</wp:posOffset>
+                </wp:positionH>
+                <wp:positionV relativeFrom="paragraph">
+                  <wp:posOffset>60325</wp:posOffset>
+                </wp:positionV>
+                <wp:extent cx="1723390" cy="208915"/>
+                <wp:effectExtent l="0" t="0" r="0" b="635"/>
+                <wp:wrapNone/>
+                <wp:docPr id="3" name="Text Box 3"/>
+                <wp:cNvGraphicFramePr/>
+                <a:graphic xmlns:a="http://schemas.openxmlformats.org/drawingml/2006/main">
+                  <a:graphicData uri="http://schemas.microsoft.com/office/word/2010/wordprocessingShape">
+                    <wps:wsp>
+                      <wps:cNvSpPr txBox="1"/>
+                      <wps:spPr>
+                        <a:xfrm>
+                          <a:off x="0" y="0"/>
+                          <a:ext cx="1723390" cy="208915"/>
+                        </a:xfrm>
+                        <a:prstGeom prst="rect">
+                          <a:avLst/>
+                        </a:prstGeom>
+                        <a:solidFill>
+                          <a:schemeClr val="lt1"/>
+                        </a:solidFill>
+                        <a:ln w="6350">
+                          <a:noFill/>
+                        </a:ln>
+                      </wps:spPr>
+                      <wps:style>
+                        <a:lnRef idx="0">
+                          <a:schemeClr val="accent1"/>
+                        </a:lnRef>
+                        <a:fillRef idx="0">
+                          <a:schemeClr val="accent1"/>
+                        </a:fillRef>
+                        <a:effectRef idx="0">
+                          <a:schemeClr val="accent1"/>
+                        </a:effectRef>
+                        <a:fontRef idx="minor">
+                          <a:schemeClr val="dk1"/>
+                        </a:fontRef>
+                      </wps:style>
+                      <wps:txbx>
+                        <w:txbxContent>
+                          <w:p>
+                            <w:pPr>
+                              <w:widowControl/>
+                              <w:ind w:firstLineChars="300" w:firstLine="482"/>
+                              <w:rPr>
+                                <w:b/>
+                              </w:rPr>
+                            </w:pPr>
+                            <w:r>
+                              <w:rPr>
+                                <w:rFonts w:eastAsia="SimSun"/>
+                                <w:b/>
+                                <w:color w:val="000000"/>
+                                <w:sz w:val="16"/>
+                                <w:szCs w:val="16"/>
+                                <w:lang w:eastAsia="zh-CN" w:bidi="ar"/>
+                              </w:rPr>
+                              <w:t xml:space="preserve">MARIANNA L. OSTWANI </w:t>
+                            </w:r>
+                          </w:p>
+                          <w:p>
+                            <w:pPr>
+                              <w:jc w:val="center"/>
+                              <w:rPr>
+                                <w:sz w:val="16"/>
+                                <w:szCs w:val="16"/>
+                              </w:rPr>
+                            </w:pPr>
+                            <w:r>
+                              <w:rPr>
+                                <w:sz w:val="16"/>
+                                <w:szCs w:val="16"/>
+                              </w:rPr>
+                              <w:t>&gt;</w:t>
+                            </w:r>
+                          </w:p>
+                        </w:txbxContent>
+                      </wps:txbx>
+                      <wps:bodyPr rot="0" spcFirstLastPara="0" vertOverflow="overflow" horzOverflow="overflow" vert="horz" wrap="square" lIns="91440" tIns="45720" rIns="91440" bIns="45720" numCol="1" spcCol="0" rtlCol="0" fromWordArt="0" anchor="t" anchorCtr="0" forceAA="0" compatLnSpc="1">
+                        <a:noAutofit/>
+                      </wps:bodyPr>
+                    </wps:wsp>
+                  </a:graphicData>
+                </a:graphic>
+              </wp:anchor>
+            </w:drawing>
+          </mc:Choice>
+          <mc:Fallback>
+            <w:pict>
+              <v:shape id="Text Box 3" o:spid="_x0000_s1028" type="#_x0000_t202" style="position:absolute;left:0;text-align:left;margin-left:7.6pt;margin-top:4.75pt;width:135.7pt;height:16.45pt;z-index:251660288;visibility:visible;mso-wrap-style:square;mso-wrap-distance-left:9pt;mso-wrap-distance-top:0;mso-wrap-distance-right:9pt;mso-wrap-distance-bottom:0;mso-position-horizontal:absolute;mso-position-horizontal-relative:text;mso-position-vertical:absolute;mso-position-vertical-relative:text;v-text-anchor:top" o:gfxdata="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" fillcolor="white [3201]" stroked="f" strokeweight=".5pt">
+                <v:textbox>
+                  <w:txbxContent>
+                    <w:p>
+                      <w:pPr>
+                        <w:widowControl/>
+                        <w:ind w:firstLineChars="300" w:firstLine="482"/>
+                        <w:rPr>
+                          <w:b/>
+                        </w:rPr>
+                      </w:pPr>
+                      <w:r>
+                        <w:rPr>
+                          <w:rFonts w:eastAsia="SimSun"/>
+                          <w:b/>
+                          <w:color w:val="000000"/>
+                          <w:sz w:val="16"/>
+                          <w:szCs w:val="16"/>
+                          <w:lang w:eastAsia="zh-CN" w:bidi="ar"/>
+                        </w:rPr>
+                        <w:t xml:space="preserve">MARIANNA L. OSTWANI </w:t>
+                      </w:r>
+                    </w:p>
+                    <w:p>
+                      <w:pPr>
+                        <w:jc w:val="center"/>
+                        <w:rPr>
+                          <w:sz w:val="16"/>
+                          <w:szCs w:val="16"/>
+                        </w:rPr>
+                      </w:pPr>
+                      <w:r>
+                        <w:rPr>
+                          <w:sz w:val="16"/>
+                          <w:szCs w:val="16"/>
+                        </w:rPr>
+                        <w:t>&gt;</w:t>
+                      </w:r>
+                    </w:p>
+                  </w:txbxContent>
+                </v:textbox>
+              </v:shape>
+            </w:pict>
+          </mc:Fallback>
+        </mc:AlternateContent>
+      </w:r>
       <w:r>
         <w:rPr>
           <w:sz w:val="16"/>
@@ -2601,70 +1897,8 @@
           <w:sz w:val="18"/>
         </w:rPr>
       </w:pPr>
-    </w:p>
-    <w:p>
-      <w:pPr>
-        <w:pStyle w:val="BodyText"/>
-        <w:rPr>
-          <w:i w:val="0"/>
-          <w:sz w:val="18"/>
-        </w:rPr>
-      </w:pPr>
-    </w:p>
-    <w:p>
-      <w:pPr>
-        <w:pStyle w:val="BodyText"/>
-        <w:rPr>
-          <w:i w:val="0"/>
-          <w:sz w:val="18"/>
-        </w:rPr>
-      </w:pPr>
-    </w:p>
-    <w:p>
-      <w:pPr>
-        <w:pStyle w:val="BodyText"/>
-        <w:rPr>
-          <w:i w:val="0"/>
-          <w:sz w:val="18"/>
-        </w:rPr>
-      </w:pPr>
-    </w:p>
-    <w:p>
-      <w:pPr>
-        <w:pStyle w:val="BodyText"/>
-        <w:rPr>
-          <w:i w:val="0"/>
-          <w:sz w:val="18"/>
-        </w:rPr>
-      </w:pPr>
-    </w:p>
-    <w:p>
-      <w:pPr>
-        <w:pStyle w:val="BodyText"/>
-        <w:rPr>
-          <w:i w:val="0"/>
-          <w:sz w:val="18"/>
-        </w:rPr>
-      </w:pPr>
-    </w:p>
-    <w:p>
-      <w:pPr>
-        <w:pStyle w:val="BodyText"/>
-        <w:rPr>
-          <w:i w:val="0"/>
-          <w:sz w:val="18"/>
-        </w:rPr>
-      </w:pPr>
-    </w:p>
-    <w:p>
-      <w:pPr>
-        <w:pStyle w:val="BodyText"/>
-        <w:spacing w:before="5"/>
-        <w:rPr>
-          <w:i w:val="0"/>
-          <w:sz w:val="24"/>
-        </w:rPr>
-      </w:pPr>
+      <w:bookmarkStart w:id="0" w:name="_GoBack"/>
+      <w:bookmarkEnd w:id="0"/>
     </w:p>
     <w:p>
       <w:pPr>
@@ -2741,19 +1975,11 @@
   <w:docDefaults>
     <w:rPrDefault>
       <w:rPr>
-        <w:rFonts w:asciiTheme="minorHAnsi" w:eastAsiaTheme="minorHAnsi" w:hAnsiTheme="minorHAnsi" w:cstheme="minorBidi"/>
-        <w:sz w:val="22"/>
-        <w:szCs w:val="22"/>
+        <w:rFonts w:ascii="Times New Roman" w:eastAsia="SimSun" w:hAnsi="Times New Roman" w:cs="Times New Roman"/>
         <w:lang w:val="en-US" w:eastAsia="en-US" w:bidi="ar-SA"/>
       </w:rPr>
     </w:rPrDefault>
-    <w:pPrDefault>
-      <w:pPr>
-        <w:widowControl w:val="0"/>
-        <w:autoSpaceDE w:val="0"/>
-        <w:autoSpaceDN w:val="0"/>
-      </w:pPr>
-    </w:pPrDefault>
+    <w:pPrDefault/>
   </w:docDefaults>
   <w:latentStyles w:defLockedState="0" w:defUIPriority="99" w:defSemiHidden="1" w:defUnhideWhenUsed="1" w:defQFormat="0" w:count="267">
     <w:lsdException w:name="Normal" w:semiHidden="0" w:uiPriority="0" w:unhideWhenUsed="0" w:qFormat="1"/>
@@ -2778,12 +2004,14 @@
     <w:lsdException w:name="caption" w:uiPriority="35" w:qFormat="1"/>
     <w:lsdException w:name="Title" w:semiHidden="0" w:uiPriority="10" w:unhideWhenUsed="0" w:qFormat="1"/>
     <w:lsdException w:name="Default Paragraph Font" w:uiPriority="1"/>
+    <w:lsdException w:name="Body Text" w:semiHidden="0" w:uiPriority="1" w:unhideWhenUsed="0" w:qFormat="1"/>
     <w:lsdException w:name="Subtitle" w:semiHidden="0" w:uiPriority="11" w:unhideWhenUsed="0" w:qFormat="1"/>
     <w:lsdException w:name="Strong" w:semiHidden="0" w:uiPriority="22" w:unhideWhenUsed="0" w:qFormat="1"/>
     <w:lsdException w:name="Emphasis" w:semiHidden="0" w:uiPriority="20" w:unhideWhenUsed="0" w:qFormat="1"/>
-    <w:lsdException w:name="Table Grid" w:semiHidden="0" w:uiPriority="39" w:unhideWhenUsed="0"/>
+    <w:lsdException w:name="Normal Table" w:qFormat="1"/>
+    <w:lsdException w:name="Table Grid" w:semiHidden="0" w:uiPriority="39" w:unhideWhenUsed="0" w:qFormat="1"/>
     <w:lsdException w:name="Placeholder Text" w:unhideWhenUsed="0"/>
-    <w:lsdException w:name="No Spacing" w:semiHidden="0" w:uiPriority="1" w:unhideWhenUsed="0" w:qFormat="1"/>
+    <w:lsdException w:name="No Spacing" w:semiHidden="0" w:unhideWhenUsed="0"/>
     <w:lsdException w:name="Light Shading" w:semiHidden="0" w:uiPriority="60" w:unhideWhenUsed="0"/>
     <w:lsdException w:name="Light List" w:semiHidden="0" w:uiPriority="61" w:unhideWhenUsed="0"/>
     <w:lsdException w:name="Light Grid" w:semiHidden="0" w:uiPriority="62" w:unhideWhenUsed="0"/>
@@ -2805,9 +2033,9 @@
     <w:lsdException w:name="Medium Shading 2 Accent 1" w:semiHidden="0" w:uiPriority="64" w:unhideWhenUsed="0"/>
     <w:lsdException w:name="Medium List 1 Accent 1" w:semiHidden="0" w:uiPriority="65" w:unhideWhenUsed="0"/>
     <w:lsdException w:name="Revision" w:unhideWhenUsed="0"/>
-    <w:lsdException w:name="List Paragraph" w:semiHidden="0" w:uiPriority="34" w:unhideWhenUsed="0" w:qFormat="1"/>
-    <w:lsdException w:name="Quote" w:semiHidden="0" w:uiPriority="29" w:unhideWhenUsed="0" w:qFormat="1"/>
-    <w:lsdException w:name="Intense Quote" w:semiHidden="0" w:uiPriority="30" w:unhideWhenUsed="0" w:qFormat="1"/>
+    <w:lsdException w:name="List Paragraph" w:semiHidden="0" w:uiPriority="1" w:unhideWhenUsed="0" w:qFormat="1"/>
+    <w:lsdException w:name="Quote" w:semiHidden="0" w:unhideWhenUsed="0"/>
+    <w:lsdException w:name="Intense Quote" w:semiHidden="0" w:unhideWhenUsed="0"/>
     <w:lsdException w:name="Medium List 2 Accent 1" w:semiHidden="0" w:uiPriority="66" w:unhideWhenUsed="0"/>
     <w:lsdException w:name="Medium Grid 1 Accent 1" w:semiHidden="0" w:uiPriority="67" w:unhideWhenUsed="0"/>
     <w:lsdException w:name="Medium Grid 2 Accent 1" w:semiHidden="0" w:uiPriority="68" w:unhideWhenUsed="0"/>
@@ -2897,13 +2125,21 @@
   <w:style w:type="paragraph" w:default="1" w:styleId="Normal">
     <w:name w:val="Normal"/>
     <w:qFormat/>
+    <w:pPr>
+      <w:widowControl w:val="0"/>
+      <w:autoSpaceDE w:val="0"/>
+      <w:autoSpaceDN w:val="0"/>
+    </w:pPr>
     <w:rPr>
       <w:rFonts w:ascii="Arial" w:eastAsia="Arial" w:hAnsi="Arial" w:cs="Arial"/>
+      <w:sz w:val="22"/>
+      <w:szCs w:val="22"/>
     </w:rPr>
   </w:style>
   <w:style w:type="paragraph" w:styleId="Heading1">
     <w:name w:val="heading 1"/>
     <w:basedOn w:val="Normal"/>
+    <w:next w:val="Normal"/>
     <w:uiPriority w:val="9"/>
     <w:qFormat/>
     <w:pPr>
@@ -2956,6 +2192,33 @@
       <w:szCs w:val="16"/>
     </w:rPr>
   </w:style>
+  <w:style w:type="table" w:styleId="TableGrid">
+    <w:name w:val="Table Grid"/>
+    <w:basedOn w:val="TableNormal"/>
+    <w:uiPriority w:val="39"/>
+    <w:qFormat/>
+    <w:pPr>
+      <w:widowControl w:val="0"/>
+      <w:jc w:val="both"/>
+    </w:pPr>
+    <w:tblPr>
+      <w:tblInd w:w="0" w:type="dxa"/>
+      <w:tblBorders>
+        <w:top w:val="single" w:sz="4" w:space="0" w:color="auto"/>
+        <w:left w:val="single" w:sz="4" w:space="0" w:color="auto"/>
+        <w:bottom w:val="single" w:sz="4" w:space="0" w:color="auto"/>
+        <w:right w:val="single" w:sz="4" w:space="0" w:color="auto"/>
+        <w:insideH w:val="single" w:sz="4" w:space="0" w:color="auto"/>
+        <w:insideV w:val="single" w:sz="4" w:space="0" w:color="auto"/>
+      </w:tblBorders>
+      <w:tblCellMar>
+        <w:top w:w="0" w:type="dxa"/>
+        <w:left w:w="108" w:type="dxa"/>
+        <w:bottom w:w="0" w:type="dxa"/>
+        <w:right w:w="108" w:type="dxa"/>
+      </w:tblCellMar>
+    </w:tblPr>
+  </w:style>
   <w:style w:type="paragraph" w:styleId="ListParagraph">
     <w:name w:val="List Paragraph"/>
     <w:basedOn w:val="Normal"/>
@@ -2976,19 +2239,11 @@
   <w:docDefaults>
     <w:rPrDefault>
       <w:rPr>
-        <w:rFonts w:asciiTheme="minorHAnsi" w:eastAsiaTheme="minorHAnsi" w:hAnsiTheme="minorHAnsi" w:cstheme="minorBidi"/>
-        <w:sz w:val="22"/>
-        <w:szCs w:val="22"/>
+        <w:rFonts w:ascii="Times New Roman" w:eastAsia="SimSun" w:hAnsi="Times New Roman" w:cs="Times New Roman"/>
         <w:lang w:val="en-US" w:eastAsia="en-US" w:bidi="ar-SA"/>
       </w:rPr>
     </w:rPrDefault>
-    <w:pPrDefault>
-      <w:pPr>
-        <w:widowControl w:val="0"/>
-        <w:autoSpaceDE w:val="0"/>
-        <w:autoSpaceDN w:val="0"/>
-      </w:pPr>
-    </w:pPrDefault>
+    <w:pPrDefault/>
   </w:docDefaults>
   <w:latentStyles w:defLockedState="0" w:defUIPriority="99" w:defSemiHidden="1" w:defUnhideWhenUsed="1" w:defQFormat="0" w:count="267">
     <w:lsdException w:name="Normal" w:semiHidden="0" w:uiPriority="0" w:unhideWhenUsed="0" w:qFormat="1"/>
@@ -3013,12 +2268,14 @@
     <w:lsdException w:name="caption" w:uiPriority="35" w:qFormat="1"/>
     <w:lsdException w:name="Title" w:semiHidden="0" w:uiPriority="10" w:unhideWhenUsed="0" w:qFormat="1"/>
     <w:lsdException w:name="Default Paragraph Font" w:uiPriority="1"/>
+    <w:lsdException w:name="Body Text" w:semiHidden="0" w:uiPriority="1" w:unhideWhenUsed="0" w:qFormat="1"/>
     <w:lsdException w:name="Subtitle" w:semiHidden="0" w:uiPriority="11" w:unhideWhenUsed="0" w:qFormat="1"/>
     <w:lsdException w:name="Strong" w:semiHidden="0" w:uiPriority="22" w:unhideWhenUsed="0" w:qFormat="1"/>
     <w:lsdException w:name="Emphasis" w:semiHidden="0" w:uiPriority="20" w:unhideWhenUsed="0" w:qFormat="1"/>
-    <w:lsdException w:name="Table Grid" w:semiHidden="0" w:uiPriority="39" w:unhideWhenUsed="0"/>
+    <w:lsdException w:name="Normal Table" w:qFormat="1"/>
+    <w:lsdException w:name="Table Grid" w:semiHidden="0" w:uiPriority="39" w:unhideWhenUsed="0" w:qFormat="1"/>
     <w:lsdException w:name="Placeholder Text" w:unhideWhenUsed="0"/>
-    <w:lsdException w:name="No Spacing" w:semiHidden="0" w:uiPriority="1" w:unhideWhenUsed="0" w:qFormat="1"/>
+    <w:lsdException w:name="No Spacing" w:semiHidden="0" w:unhideWhenUsed="0"/>
     <w:lsdException w:name="Light Shading" w:semiHidden="0" w:uiPriority="60" w:unhideWhenUsed="0"/>
     <w:lsdException w:name="Light List" w:semiHidden="0" w:uiPriority="61" w:unhideWhenUsed="0"/>
     <w:lsdException w:name="Light Grid" w:semiHidden="0" w:uiPriority="62" w:unhideWhenUsed="0"/>
@@ -3040,9 +2297,9 @@
     <w:lsdException w:name="Medium Shading 2 Accent 1" w:semiHidden="0" w:uiPriority="64" w:unhideWhenUsed="0"/>
     <w:lsdException w:name="Medium List 1 Accent 1" w:semiHidden="0" w:uiPriority="65" w:unhideWhenUsed="0"/>
     <w:lsdException w:name="Revision" w:unhideWhenUsed="0"/>
-    <w:lsdException w:name="List Paragraph" w:semiHidden="0" w:uiPriority="34" w:unhideWhenUsed="0" w:qFormat="1"/>
-    <w:lsdException w:name="Quote" w:semiHidden="0" w:uiPriority="29" w:unhideWhenUsed="0" w:qFormat="1"/>
-    <w:lsdException w:name="Intense Quote" w:semiHidden="0" w:uiPriority="30" w:unhideWhenUsed="0" w:qFormat="1"/>
+    <w:lsdException w:name="List Paragraph" w:semiHidden="0" w:uiPriority="1" w:unhideWhenUsed="0" w:qFormat="1"/>
+    <w:lsdException w:name="Quote" w:semiHidden="0" w:unhideWhenUsed="0"/>
+    <w:lsdException w:name="Intense Quote" w:semiHidden="0" w:unhideWhenUsed="0"/>
     <w:lsdException w:name="Medium List 2 Accent 1" w:semiHidden="0" w:uiPriority="66" w:unhideWhenUsed="0"/>
     <w:lsdException w:name="Medium Grid 1 Accent 1" w:semiHidden="0" w:uiPriority="67" w:unhideWhenUsed="0"/>
     <w:lsdException w:name="Medium Grid 2 Accent 1" w:semiHidden="0" w:uiPriority="68" w:unhideWhenUsed="0"/>
@@ -3132,13 +2389,21 @@
   <w:style w:type="paragraph" w:default="1" w:styleId="Normal">
     <w:name w:val="Normal"/>
     <w:qFormat/>
+    <w:pPr>
+      <w:widowControl w:val="0"/>
+      <w:autoSpaceDE w:val="0"/>
+      <w:autoSpaceDN w:val="0"/>
+    </w:pPr>
     <w:rPr>
       <w:rFonts w:ascii="Arial" w:eastAsia="Arial" w:hAnsi="Arial" w:cs="Arial"/>
+      <w:sz w:val="22"/>
+      <w:szCs w:val="22"/>
     </w:rPr>
   </w:style>
   <w:style w:type="paragraph" w:styleId="Heading1">
     <w:name w:val="heading 1"/>
     <w:basedOn w:val="Normal"/>
+    <w:next w:val="Normal"/>
     <w:uiPriority w:val="9"/>
     <w:qFormat/>
     <w:pPr>
@@ -3190,6 +2455,33 @@
       <w:sz w:val="16"/>
       <w:szCs w:val="16"/>
     </w:rPr>
+  </w:style>
+  <w:style w:type="table" w:styleId="TableGrid">
+    <w:name w:val="Table Grid"/>
+    <w:basedOn w:val="TableNormal"/>
+    <w:uiPriority w:val="39"/>
+    <w:qFormat/>
+    <w:pPr>
+      <w:widowControl w:val="0"/>
+      <w:jc w:val="both"/>
+    </w:pPr>
+    <w:tblPr>
+      <w:tblInd w:w="0" w:type="dxa"/>
+      <w:tblBorders>
+        <w:top w:val="single" w:sz="4" w:space="0" w:color="auto"/>
+        <w:left w:val="single" w:sz="4" w:space="0" w:color="auto"/>
+        <w:bottom w:val="single" w:sz="4" w:space="0" w:color="auto"/>
+        <w:right w:val="single" w:sz="4" w:space="0" w:color="auto"/>
+        <w:insideH w:val="single" w:sz="4" w:space="0" w:color="auto"/>
+        <w:insideV w:val="single" w:sz="4" w:space="0" w:color="auto"/>
+      </w:tblBorders>
+      <w:tblCellMar>
+        <w:top w:w="0" w:type="dxa"/>
+        <w:left w:w="108" w:type="dxa"/>
+        <w:bottom w:w="0" w:type="dxa"/>
+        <w:right w:w="108" w:type="dxa"/>
+      </w:tblCellMar>
+    </w:tblPr>
   </w:style>
   <w:style w:type="paragraph" w:styleId="ListParagraph">
     <w:name w:val="List Paragraph"/>
@@ -3487,4 +2779,318 @@
   <a:objectDefaults/>
   <a:extraClrSchemeLst/>
 </a:theme>
+</file>
+
+<file path=customXml/item1.xml><?xml version="1.0" encoding="utf-8"?>
+<p:properties xmlns:p="http://schemas.microsoft.com/office/2006/metadata/properties" xmlns:xsi="http://www.w3.org/2001/XMLSchema-instance" xmlns:pc="http://schemas.microsoft.com/office/infopath/2007/PartnerControls">
+  <documentManagement>
+    <TaxCatchAll xmlns="876c5612-fe8f-47ec-a7a5-e8662f3034fd" xsi:nil="true"/>
+    <lcf76f155ced4ddcb4097134ff3c332f xmlns="dd4bb3ce-f7af-469c-9c68-32be689b17b8">
+      <Terms xmlns="http://schemas.microsoft.com/office/infopath/2007/PartnerControls"/>
+    </lcf76f155ced4ddcb4097134ff3c332f>
+  </documentManagement>
+</p:properties>
+</file>
+
+<file path=customXml/item2.xml><?xml version="1.0" encoding="utf-8"?>
+<s:customData xmlns="http://www.wps.cn/officeDocument/2013/wpsCustomData" xmlns:s="http://www.wps.cn/officeDocument/2013/wpsCustomData">
+  <customSectProps>
+    <customSectPr/>
+  </customSectProps>
+  <customShpExts>
+    <customShpInfo spid="_x0000_s1026" textRotate="1"/>
+  </customShpExts>
+</s:customData>
+</file>
+
+<file path=customXml/item3.xml><?xml version="1.0" encoding="utf-8"?>
+<ct:contentTypeSchema xmlns:ct="http://schemas.microsoft.com/office/2006/metadata/contentType" xmlns:ma="http://schemas.microsoft.com/office/2006/metadata/properties/metaAttributes" ct:_="" ma:_="" ma:contentTypeName="Document" ma:contentTypeID="0x010100C7EA701D0485DE46BB1DE3DD78192800" ma:contentTypeVersion="21" ma:contentTypeDescription="Create a new document." ma:contentTypeScope="" ma:versionID="76c30a8e1199cf6b5d08e50709b242f6">
+  <xsd:schema xmlns:xsd="http://www.w3.org/2001/XMLSchema" xmlns:xs="http://www.w3.org/2001/XMLSchema" xmlns:p="http://schemas.microsoft.com/office/2006/metadata/properties" xmlns:ns2="dd4bb3ce-f7af-469c-9c68-32be689b17b8" xmlns:ns3="876c5612-fe8f-47ec-a7a5-e8662f3034fd" targetNamespace="http://schemas.microsoft.com/office/2006/metadata/properties" ma:root="true" ma:fieldsID="f69251ff5cca38f7be2ac1b8298612a7" ns2:_="" ns3:_="">
+    <xsd:import namespace="dd4bb3ce-f7af-469c-9c68-32be689b17b8"/>
+    <xsd:import namespace="876c5612-fe8f-47ec-a7a5-e8662f3034fd"/>
+    <xsd:element name="properties">
+      <xsd:complexType>
+        <xsd:sequence>
+          <xsd:element name="documentManagement">
+            <xsd:complexType>
+              <xsd:all>
+                <xsd:element ref="ns2:MediaServiceMetadata" minOccurs="0"/>
+                <xsd:element ref="ns2:MediaServiceFastMetadata" minOccurs="0"/>
+                <xsd:element ref="ns2:MediaServiceAutoKeyPoints" minOccurs="0"/>
+                <xsd:element ref="ns2:MediaServiceKeyPoints" minOccurs="0"/>
+                <xsd:element ref="ns2:MediaServiceAutoTags" minOccurs="0"/>
+                <xsd:element ref="ns2:MediaServiceOCR" minOccurs="0"/>
+                <xsd:element ref="ns2:MediaServiceGenerationTime" minOccurs="0"/>
+                <xsd:element ref="ns2:MediaServiceEventHashCode" minOccurs="0"/>
+                <xsd:element ref="ns2:MediaServiceDateTaken" minOccurs="0"/>
+                <xsd:element ref="ns3:SharedWithUsers" minOccurs="0"/>
+                <xsd:element ref="ns3:SharedWithDetails" minOccurs="0"/>
+                <xsd:element ref="ns2:MediaLengthInSeconds" minOccurs="0"/>
+                <xsd:element ref="ns3:TaxCatchAll" minOccurs="0"/>
+                <xsd:element ref="ns2:lcf76f155ced4ddcb4097134ff3c332f" minOccurs="0"/>
+              </xsd:all>
+            </xsd:complexType>
+          </xsd:element>
+        </xsd:sequence>
+      </xsd:complexType>
+    </xsd:element>
+  </xsd:schema>
+  <xsd:schema xmlns:xsd="http://www.w3.org/2001/XMLSchema" xmlns:xs="http://www.w3.org/2001/XMLSchema" xmlns:dms="http://schemas.microsoft.com/office/2006/documentManagement/types" xmlns:pc="http://schemas.microsoft.com/office/infopath/2007/PartnerControls" targetNamespace="dd4bb3ce-f7af-469c-9c68-32be689b17b8" elementFormDefault="qualified">
+    <xsd:import namespace="http://schemas.microsoft.com/office/2006/documentManagement/types"/>
+    <xsd:import namespace="http://schemas.microsoft.com/office/infopath/2007/PartnerControls"/>
+    <xsd:element name="MediaServiceMetadata" ma:index="8" nillable="true" ma:displayName="MediaServiceMetadata" ma:hidden="true" ma:internalName="MediaServiceMetadata" ma:readOnly="true">
+      <xsd:simpleType>
+        <xsd:restriction base="dms:Note"/>
+      </xsd:simpleType>
+    </xsd:element>
+    <xsd:element name="MediaServiceFastMetadata" ma:index="9" nillable="true" ma:displayName="MediaServiceFastMetadata" ma:hidden="true" ma:internalName="MediaServiceFastMetadata" ma:readOnly="true">
+      <xsd:simpleType>
+        <xsd:restriction base="dms:Note"/>
+      </xsd:simpleType>
+    </xsd:element>
+    <xsd:element name="MediaServiceAutoKeyPoints" ma:index="10" nillable="true" ma:displayName="MediaServiceAutoKeyPoints" ma:hidden="true" ma:internalName="MediaServiceAutoKeyPoints" ma:readOnly="true">
+      <xsd:simpleType>
+        <xsd:restriction base="dms:Note"/>
+      </xsd:simpleType>
+    </xsd:element>
+    <xsd:element name="MediaServiceKeyPoints" ma:index="11" nillable="true" ma:displayName="KeyPoints" ma:internalName="MediaServiceKeyPoints" ma:readOnly="true">
+      <xsd:simpleType>
+        <xsd:restriction base="dms:Note">
+          <xsd:maxLength value="255"/>
+        </xsd:restriction>
+      </xsd:simpleType>
+    </xsd:element>
+    <xsd:element name="MediaServiceAutoTags" ma:index="12" nillable="true" ma:displayName="Tags" ma:internalName="MediaServiceAutoTags" ma:readOnly="true">
+      <xsd:simpleType>
+        <xsd:restriction base="dms:Text"/>
+      </xsd:simpleType>
+    </xsd:element>
+    <xsd:element name="MediaServiceOCR" ma:index="13" nillable="true" ma:displayName="Extracted Text" ma:internalName="MediaServiceOCR" ma:readOnly="true">
+      <xsd:simpleType>
+        <xsd:restriction base="dms:Note">
+          <xsd:maxLength value="255"/>
+        </xsd:restriction>
+      </xsd:simpleType>
+    </xsd:element>
+    <xsd:element name="MediaServiceGenerationTime" ma:index="14" nillable="true" ma:displayName="MediaServiceGenerationTime" ma:hidden="true" ma:internalName="MediaServiceGenerationTime" ma:readOnly="true">
+      <xsd:simpleType>
+        <xsd:restriction base="dms:Text"/>
+      </xsd:simpleType>
+    </xsd:element>
+    <xsd:element name="MediaServiceEventHashCode" ma:index="15" nillable="true" ma:displayName="MediaServiceEventHashCode" ma:hidden="true" ma:internalName="MediaServiceEventHashCode" ma:readOnly="true">
+      <xsd:simpleType>
+        <xsd:restriction base="dms:Text"/>
+      </xsd:simpleType>
+    </xsd:element>
+    <xsd:element name="MediaServiceDateTaken" ma:index="16" nillable="true" ma:displayName="MediaServiceDateTaken" ma:hidden="true" ma:internalName="MediaServiceDateTaken" ma:readOnly="true">
+      <xsd:simpleType>
+        <xsd:restriction base="dms:Text"/>
+      </xsd:simpleType>
+    </xsd:element>
+    <xsd:element name="MediaLengthInSeconds" ma:index="19" nillable="true" ma:displayName="Length (seconds)" ma:internalName="MediaLengthInSeconds" ma:readOnly="true">
+      <xsd:simpleType>
+        <xsd:restriction base="dms:Unknown"/>
+      </xsd:simpleType>
+    </xsd:element>
+    <xsd:element name="lcf76f155ced4ddcb4097134ff3c332f" ma:index="22" nillable="true" ma:taxonomy="true" ma:internalName="lcf76f155ced4ddcb4097134ff3c332f" ma:taxonomyFieldName="MediaServiceImageTags" ma:displayName="Image Tags" ma:readOnly="false" ma:fieldId="{5cf76f15-5ced-4ddc-b409-7134ff3c332f}" ma:taxonomyMulti="true" ma:sspId="99fe90d6-072b-4f5e-8aa9-545a93da011b" ma:termSetId="09814cd3-568e-fe90-9814-8d621ff8fb84" ma:anchorId="fba54fb3-c3e1-fe81-a776-ca4b69148c4d" ma:open="true" ma:isKeyword="false">
+      <xsd:complexType>
+        <xsd:sequence>
+          <xsd:element ref="pc:Terms" minOccurs="0" maxOccurs="1"/>
+        </xsd:sequence>
+      </xsd:complexType>
+    </xsd:element>
+  </xsd:schema>
+  <xsd:schema xmlns:xsd="http://www.w3.org/2001/XMLSchema" xmlns:xs="http://www.w3.org/2001/XMLSchema" xmlns:dms="http://schemas.microsoft.com/office/2006/documentManagement/types" xmlns:pc="http://schemas.microsoft.com/office/infopath/2007/PartnerControls" targetNamespace="876c5612-fe8f-47ec-a7a5-e8662f3034fd" elementFormDefault="qualified">
+    <xsd:import namespace="http://schemas.microsoft.com/office/2006/documentManagement/types"/>
+    <xsd:import namespace="http://schemas.microsoft.com/office/infopath/2007/PartnerControls"/>
+    <xsd:element name="SharedWithUsers" ma:index="17" nillable="true" ma:displayName="Shared With" ma:internalName="SharedWithUsers" ma:readOnly="true">
+      <xsd:complexType>
+        <xsd:complexContent>
+          <xsd:extension base="dms:UserMulti">
+            <xsd:sequence>
+              <xsd:element name="UserInfo" minOccurs="0" maxOccurs="unbounded">
+                <xsd:complexType>
+                  <xsd:sequence>
+                    <xsd:element name="DisplayName" type="xsd:string" minOccurs="0"/>
+                    <xsd:element name="AccountId" type="dms:UserId" minOccurs="0" nillable="true"/>
+                    <xsd:element name="AccountType" type="xsd:string" minOccurs="0"/>
+                  </xsd:sequence>
+                </xsd:complexType>
+              </xsd:element>
+            </xsd:sequence>
+          </xsd:extension>
+        </xsd:complexContent>
+      </xsd:complexType>
+    </xsd:element>
+    <xsd:element name="SharedWithDetails" ma:index="18" nillable="true" ma:displayName="Shared With Details" ma:internalName="SharedWithDetails" ma:readOnly="true">
+      <xsd:simpleType>
+        <xsd:restriction base="dms:Note">
+          <xsd:maxLength value="255"/>
+        </xsd:restriction>
+      </xsd:simpleType>
+    </xsd:element>
+    <xsd:element name="TaxCatchAll" ma:index="20" nillable="true" ma:displayName="Taxonomy Catch All Column" ma:hidden="true" ma:list="{83656056-dd7b-4e40-bc0b-63efb7b2296f}" ma:internalName="TaxCatchAll" ma:showField="CatchAllData" ma:web="876c5612-fe8f-47ec-a7a5-e8662f3034fd">
+      <xsd:complexType>
+        <xsd:complexContent>
+          <xsd:extension base="dms:MultiChoiceLookup">
+            <xsd:sequence>
+              <xsd:element name="Value" type="dms:Lookup" maxOccurs="unbounded" minOccurs="0" nillable="true"/>
+            </xsd:sequence>
+          </xsd:extension>
+        </xsd:complexContent>
+      </xsd:complexType>
+    </xsd:element>
+  </xsd:schema>
+  <xsd:schema xmlns="http://schemas.openxmlformats.org/package/2006/metadata/core-properties" xmlns:xsd="http://www.w3.org/2001/XMLSchema" xmlns:xsi="http://www.w3.org/2001/XMLSchema-instance" xmlns:dc="http://purl.org/dc/elements/1.1/" xmlns:dcterms="http://purl.org/dc/terms/" xmlns:odoc="http://schemas.microsoft.com/internal/obd" targetNamespace="http://schemas.openxmlformats.org/package/2006/metadata/core-properties" elementFormDefault="qualified" attributeFormDefault="unqualified" blockDefault="#all">
+    <xsd:import namespace="http://purl.org/dc/elements/1.1/" schemaLocation="http://dublincore.org/schemas/xmls/qdc/2003/04/02/dc.xsd"/>
+    <xsd:import namespace="http://purl.org/dc/terms/" schemaLocation="http://dublincore.org/schemas/xmls/qdc/2003/04/02/dcterms.xsd"/>
+    <xsd:element name="coreProperties" type="CT_coreProperties"/>
+    <xsd:complexType name="CT_coreProperties">
+      <xsd:all>
+        <xsd:element ref="dc:creator" minOccurs="0" maxOccurs="1"/>
+        <xsd:element ref="dcterms:created" minOccurs="0" maxOccurs="1"/>
+        <xsd:element ref="dc:identifier" minOccurs="0" maxOccurs="1"/>
+        <xsd:element name="contentType" minOccurs="0" maxOccurs="1" type="xsd:string" ma:index="0" ma:displayName="Content Type"/>
+        <xsd:element ref="dc:title" minOccurs="0" maxOccurs="1" ma:index="4" ma:displayName="Title"/>
+        <xsd:element ref="dc:subject" minOccurs="0" maxOccurs="1"/>
+        <xsd:element ref="dc:description" minOccurs="0" maxOccurs="1"/>
+        <xsd:element name="keywords" minOccurs="0" maxOccurs="1" type="xsd:string"/>
+        <xsd:element ref="dc:language" minOccurs="0" maxOccurs="1"/>
+        <xsd:element name="category" minOccurs="0" maxOccurs="1" type="xsd:string"/>
+        <xsd:element name="version" minOccurs="0" maxOccurs="1" type="xsd:string"/>
+        <xsd:element name="revision" minOccurs="0" maxOccurs="1" type="xsd:string">
+          <xsd:annotation>
+            <xsd:documentation>
+                        This value indicates the number of saves or revisions. The application is responsible for updating this value after each revision.
+                    </xsd:documentation>
+          </xsd:annotation>
+        </xsd:element>
+        <xsd:element name="lastModifiedBy" minOccurs="0" maxOccurs="1" type="xsd:string"/>
+        <xsd:element ref="dcterms:modified" minOccurs="0" maxOccurs="1"/>
+        <xsd:element name="contentStatus" minOccurs="0" maxOccurs="1" type="xsd:string"/>
+      </xsd:all>
+    </xsd:complexType>
+  </xsd:schema>
+  <xs:schema xmlns:pc="http://schemas.microsoft.com/office/infopath/2007/PartnerControls" xmlns:xs="http://www.w3.org/2001/XMLSchema" targetNamespace="http://schemas.microsoft.com/office/infopath/2007/PartnerControls" elementFormDefault="qualified" attributeFormDefault="unqualified">
+    <xs:element name="Person">
+      <xs:complexType>
+        <xs:sequence>
+          <xs:element ref="pc:DisplayName" minOccurs="0"/>
+          <xs:element ref="pc:AccountId" minOccurs="0"/>
+          <xs:element ref="pc:AccountType" minOccurs="0"/>
+        </xs:sequence>
+      </xs:complexType>
+    </xs:element>
+    <xs:element name="DisplayName" type="xs:string"/>
+    <xs:element name="AccountId" type="xs:string"/>
+    <xs:element name="AccountType" type="xs:string"/>
+    <xs:element name="BDCAssociatedEntity">
+      <xs:complexType>
+        <xs:sequence>
+          <xs:element ref="pc:BDCEntity" minOccurs="0" maxOccurs="unbounded"/>
+        </xs:sequence>
+        <xs:attribute ref="pc:EntityNamespace"/>
+        <xs:attribute ref="pc:EntityName"/>
+        <xs:attribute ref="pc:SystemInstanceName"/>
+        <xs:attribute ref="pc:AssociationName"/>
+      </xs:complexType>
+    </xs:element>
+    <xs:attribute name="EntityNamespace" type="xs:string"/>
+    <xs:attribute name="EntityName" type="xs:string"/>
+    <xs:attribute name="SystemInstanceName" type="xs:string"/>
+    <xs:attribute name="AssociationName" type="xs:string"/>
+    <xs:element name="BDCEntity">
+      <xs:complexType>
+        <xs:sequence>
+          <xs:element ref="pc:EntityDisplayName" minOccurs="0"/>
+          <xs:element ref="pc:EntityInstanceReference" minOccurs="0"/>
+          <xs:element ref="pc:EntityId1" minOccurs="0"/>
+          <xs:element ref="pc:EntityId2" minOccurs="0"/>
+          <xs:element ref="pc:EntityId3" minOccurs="0"/>
+          <xs:element ref="pc:EntityId4" minOccurs="0"/>
+          <xs:element ref="pc:EntityId5" minOccurs="0"/>
+        </xs:sequence>
+      </xs:complexType>
+    </xs:element>
+    <xs:element name="EntityDisplayName" type="xs:string"/>
+    <xs:element name="EntityInstanceReference" type="xs:string"/>
+    <xs:element name="EntityId1" type="xs:string"/>
+    <xs:element name="EntityId2" type="xs:string"/>
+    <xs:element name="EntityId3" type="xs:string"/>
+    <xs:element name="EntityId4" type="xs:string"/>
+    <xs:element name="EntityId5" type="xs:string"/>
+    <xs:element name="Terms">
+      <xs:complexType>
+        <xs:sequence>
+          <xs:element ref="pc:TermInfo" minOccurs="0" maxOccurs="unbounded"/>
+        </xs:sequence>
+      </xs:complexType>
+    </xs:element>
+    <xs:element name="TermInfo">
+      <xs:complexType>
+        <xs:sequence>
+          <xs:element ref="pc:TermName" minOccurs="0"/>
+          <xs:element ref="pc:TermId" minOccurs="0"/>
+        </xs:sequence>
+      </xs:complexType>
+    </xs:element>
+    <xs:element name="TermName" type="xs:string"/>
+    <xs:element name="TermId" type="xs:string"/>
+  </xs:schema>
+</ct:contentTypeSchema>
+</file>
+
+<file path=customXml/item4.xml><?xml version="1.0" encoding="utf-8"?>
+<?mso-contentType ?>
+<FormTemplates xmlns="http://schemas.microsoft.com/sharepoint/v3/contenttype/forms">
+  <Display>DocumentLibraryForm</Display>
+  <Edit>DocumentLibraryForm</Edit>
+  <New>DocumentLibraryForm</New>
+</FormTemplates>
+</file>
+
+<file path=customXml/itemProps1.xml><?xml version="1.0" encoding="utf-8"?>
+<ds:datastoreItem xmlns:ds="http://schemas.openxmlformats.org/officeDocument/2006/customXml" ds:itemID="{15475EC2-AC63-46B5-A6EC-68ED2F9AFEBE}">
+  <ds:schemaRefs>
+    <ds:schemaRef ds:uri="http://schemas.microsoft.com/office/2006/metadata/properties"/>
+    <ds:schemaRef ds:uri="http://schemas.microsoft.com/office/infopath/2007/PartnerControls"/>
+    <ds:schemaRef ds:uri="876c5612-fe8f-47ec-a7a5-e8662f3034fd"/>
+    <ds:schemaRef ds:uri="dd4bb3ce-f7af-469c-9c68-32be689b17b8"/>
+  </ds:schemaRefs>
+</ds:datastoreItem>
+</file>
+
+<file path=customXml/itemProps2.xml><?xml version="1.0" encoding="utf-8"?>
+<ds:datastoreItem xmlns:ds="http://schemas.openxmlformats.org/officeDocument/2006/customXml" ds:itemID="{B1977F7D-205B-4081-913C-38D41E755F92}">
+  <ds:schemaRefs>
+    <ds:schemaRef ds:uri="http://www.wps.cn/officeDocument/2013/wpsCustomData"/>
+  </ds:schemaRefs>
+</ds:datastoreItem>
+</file>
+
+<file path=customXml/itemProps3.xml><?xml version="1.0" encoding="utf-8"?>
+<ds:datastoreItem xmlns:ds="http://schemas.openxmlformats.org/officeDocument/2006/customXml" ds:itemID="{871A494C-4A0F-4B5A-8EE8-85D991BB6AA9}">
+  <ds:schemaRefs>
+    <ds:schemaRef ds:uri="http://schemas.microsoft.com/office/2006/metadata/contentType"/>
+    <ds:schemaRef ds:uri="http://schemas.microsoft.com/office/2006/metadata/properties/metaAttributes"/>
+    <ds:schemaRef ds:uri="http://www.w3.org/2001/XMLSchema"/>
+    <ds:schemaRef ds:uri="http://schemas.microsoft.com/office/2006/metadata/properties"/>
+    <ds:schemaRef ds:uri="dd4bb3ce-f7af-469c-9c68-32be689b17b8"/>
+    <ds:schemaRef ds:uri="876c5612-fe8f-47ec-a7a5-e8662f3034fd"/>
+    <ds:schemaRef ds:uri="http://schemas.microsoft.com/office/2006/documentManagement/types"/>
+    <ds:schemaRef ds:uri="http://schemas.microsoft.com/office/infopath/2007/PartnerControls"/>
+    <ds:schemaRef ds:uri="http://schemas.openxmlformats.org/package/2006/metadata/core-properties"/>
+    <ds:schemaRef ds:uri="http://purl.org/dc/elements/1.1/"/>
+    <ds:schemaRef ds:uri="http://purl.org/dc/terms/"/>
+    <ds:schemaRef ds:uri="http://schemas.microsoft.com/internal/obd"/>
+  </ds:schemaRefs>
+</ds:datastoreItem>
+</file>
+
+<file path=customXml/itemProps4.xml><?xml version="1.0" encoding="utf-8"?>
+<ds:datastoreItem xmlns:ds="http://schemas.openxmlformats.org/officeDocument/2006/customXml" ds:itemID="{525010AE-0180-4A4C-BB85-0ECD3C084931}">
+  <ds:schemaRefs>
+    <ds:schemaRef ds:uri="http://schemas.microsoft.com/sharepoint/v3/contenttype/forms"/>
+  </ds:schemaRefs>
+</ds:datastoreItem>
 </file>